--- a/notes/Dataset Pipeline Documentation.docx
+++ b/notes/Dataset Pipeline Documentation.docx
@@ -49,7 +49,7 @@
       </w:r>
       <w:r>
         <w:rPr>
-          <w:rStyle w:val="48"/>
+          <w:rStyle w:val="49"/>
           <w:b/>
           <w:bCs/>
         </w:rPr>
@@ -75,7 +75,7 @@
     </w:p>
     <w:p>
       <w:pPr>
-        <w:pStyle w:val="23"/>
+        <w:pStyle w:val="24"/>
       </w:pPr>
       <w:r>
         <w:t xml:space="preserve">This is warning you </w:t>
@@ -102,7 +102,7 @@
     </w:p>
     <w:p>
       <w:pPr>
-        <w:pStyle w:val="23"/>
+        <w:pStyle w:val="24"/>
       </w:pPr>
       <w:r>
         <w:t xml:space="preserve">You have </w:t>
@@ -120,7 +120,7 @@
     </w:p>
     <w:tbl>
       <w:tblPr>
-        <w:tblStyle w:val="41"/>
+        <w:tblStyle w:val="42"/>
         <w:tblW w:w="0" w:type="auto"/>
         <w:tblInd w:w="0" w:type="dxa"/>
         <w:tblLayout w:type="autofit"/>
@@ -160,7 +160,7 @@
           </w:tcPr>
           <w:p>
             <w:pPr>
-              <w:pStyle w:val="24"/>
+              <w:pStyle w:val="25"/>
               <w:jc w:val="center"/>
             </w:pPr>
             <w:r>
@@ -180,7 +180,7 @@
           </w:tcPr>
           <w:p>
             <w:pPr>
-              <w:pStyle w:val="24"/>
+              <w:pStyle w:val="25"/>
               <w:jc w:val="center"/>
             </w:pPr>
             <w:r>
@@ -200,7 +200,7 @@
           </w:tcPr>
           <w:p>
             <w:pPr>
-              <w:pStyle w:val="24"/>
+              <w:pStyle w:val="25"/>
               <w:jc w:val="center"/>
             </w:pPr>
             <w:r>
@@ -229,7 +229,7 @@
           </w:tcPr>
           <w:p>
             <w:pPr>
-              <w:pStyle w:val="24"/>
+              <w:pStyle w:val="25"/>
             </w:pPr>
             <w:r>
               <w:t>A</w:t>
@@ -247,7 +247,7 @@
           </w:tcPr>
           <w:p>
             <w:pPr>
-              <w:pStyle w:val="24"/>
+              <w:pStyle w:val="25"/>
             </w:pPr>
             <w:r>
               <w:t>10 farmers</w:t>
@@ -265,7 +265,7 @@
           </w:tcPr>
           <w:p>
             <w:pPr>
-              <w:pStyle w:val="24"/>
+              <w:pStyle w:val="25"/>
             </w:pPr>
             <w:r>
               <w:t>80%</w:t>
@@ -293,7 +293,7 @@
           </w:tcPr>
           <w:p>
             <w:pPr>
-              <w:pStyle w:val="24"/>
+              <w:pStyle w:val="25"/>
             </w:pPr>
             <w:r>
               <w:t>B</w:t>
@@ -311,7 +311,7 @@
           </w:tcPr>
           <w:p>
             <w:pPr>
-              <w:pStyle w:val="24"/>
+              <w:pStyle w:val="25"/>
             </w:pPr>
             <w:r>
               <w:t>90 farmers</w:t>
@@ -329,7 +329,7 @@
           </w:tcPr>
           <w:p>
             <w:pPr>
-              <w:pStyle w:val="24"/>
+              <w:pStyle w:val="25"/>
             </w:pPr>
             <w:r>
               <w:t>20%</w:t>
@@ -341,7 +341,7 @@
     <w:p>
       <w:r>
         <w:pict>
-          <v:rect id="_x0000_i1027" o:spt="1" style="height:1.5pt;width:0pt;" coordsize="21600,21600" o:hr="t" o:hrstd="t" o:hralign="center">
+          <v:rect id="_x0000_i1025" o:spt="1" style="height:1.5pt;width:0pt;" coordsize="21600,21600" o:hr="t" o:hrstd="t" o:hralign="center">
             <v:path/>
             <v:fill focussize="0,0"/>
             <v:stroke/>
@@ -363,7 +363,7 @@
     </w:p>
     <w:p>
       <w:pPr>
-        <w:pStyle w:val="23"/>
+        <w:pStyle w:val="24"/>
       </w:pPr>
       <w:r>
         <w:t>If you just average the two percentages:</w:t>
@@ -436,7 +436,7 @@
     </w:p>
     <w:p>
       <w:pPr>
-        <w:pStyle w:val="23"/>
+        <w:pStyle w:val="24"/>
       </w:pPr>
       <w:r>
         <w:t>This assumes:</w:t>
@@ -473,7 +473,7 @@
     </w:p>
     <w:p>
       <w:pPr>
-        <w:pStyle w:val="23"/>
+        <w:pStyle w:val="24"/>
       </w:pPr>
       <w:r>
         <w:t xml:space="preserve">This is what </w:t>
@@ -492,7 +492,7 @@
     <w:p>
       <w:r>
         <w:pict>
-          <v:rect id="_x0000_i1028" o:spt="1" style="height:1.5pt;width:0pt;" coordsize="21600,21600" o:hr="t" o:hrstd="t" o:hralign="center">
+          <v:rect id="_x0000_i1026" o:spt="1" style="height:1.5pt;width:0pt;" coordsize="21600,21600" o:hr="t" o:hrstd="t" o:hralign="center">
             <v:path/>
             <v:fill focussize="0,0"/>
             <v:stroke/>
@@ -514,7 +514,7 @@
     </w:p>
     <w:p>
       <w:pPr>
-        <w:pStyle w:val="23"/>
+        <w:pStyle w:val="24"/>
       </w:pPr>
       <w:r>
         <w:t xml:space="preserve">Each district’s influence should depend on </w:t>
@@ -589,7 +589,7 @@
     <w:p>
       <w:r>
         <w:pict>
-          <v:rect id="_x0000_i1029" o:spt="1" style="height:1.5pt;width:0pt;" coordsize="21600,21600" o:hr="t" o:hrstd="t" o:hralign="center">
+          <v:rect id="_x0000_i1027" o:spt="1" style="height:1.5pt;width:0pt;" coordsize="21600,21600" o:hr="t" o:hrstd="t" o:hralign="center">
             <v:path/>
             <v:fill focussize="0,0"/>
             <v:stroke/>
@@ -611,7 +611,7 @@
     </w:p>
     <w:tbl>
       <w:tblPr>
-        <w:tblStyle w:val="41"/>
+        <w:tblStyle w:val="42"/>
         <w:tblW w:w="0" w:type="auto"/>
         <w:tblInd w:w="0" w:type="dxa"/>
         <w:tblLayout w:type="autofit"/>
@@ -650,7 +650,7 @@
           </w:tcPr>
           <w:p>
             <w:pPr>
-              <w:pStyle w:val="24"/>
+              <w:pStyle w:val="25"/>
               <w:jc w:val="center"/>
             </w:pPr>
             <w:r>
@@ -670,7 +670,7 @@
           </w:tcPr>
           <w:p>
             <w:pPr>
-              <w:pStyle w:val="24"/>
+              <w:pStyle w:val="25"/>
               <w:jc w:val="center"/>
             </w:pPr>
             <w:r>
@@ -699,7 +699,7 @@
           </w:tcPr>
           <w:p>
             <w:pPr>
-              <w:pStyle w:val="24"/>
+              <w:pStyle w:val="25"/>
             </w:pPr>
             <w:r>
               <w:t>8 + 18 = 26</w:t>
@@ -717,7 +717,7 @@
           </w:tcPr>
           <w:p>
             <w:pPr>
-              <w:pStyle w:val="24"/>
+              <w:pStyle w:val="25"/>
             </w:pPr>
             <w:r>
               <w:t>10 + 90 = 100</w:t>
@@ -729,7 +729,7 @@
     <w:p>
       <w:r>
         <w:pict>
-          <v:rect id="_x0000_i1030" o:spt="1" style="height:1.5pt;width:0pt;" coordsize="21600,21600" o:hr="t" o:hrstd="t" o:hralign="center">
+          <v:rect id="_x0000_i1028" o:spt="1" style="height:1.5pt;width:0pt;" coordsize="21600,21600" o:hr="t" o:hrstd="t" o:hralign="center">
             <v:path/>
             <v:fill focussize="0,0"/>
             <v:stroke/>
@@ -751,7 +751,7 @@
     </w:p>
     <w:p>
       <w:pPr>
-        <w:pStyle w:val="23"/>
+        <w:pStyle w:val="24"/>
       </w:pPr>
       <m:oMathPara>
         <m:oMathParaPr>
@@ -794,6 +794,168 @@
     <w:p>
       <w:r>
         <w:pict>
+          <v:rect id="_x0000_i1029" o:spt="1" style="height:1.5pt;width:0pt;" coordsize="21600,21600" o:hr="t" o:hrstd="t" o:hralign="center">
+            <v:path/>
+            <v:fill focussize="0,0"/>
+            <v:stroke/>
+            <v:imagedata o:title=""/>
+            <o:lock v:ext="edit"/>
+            <w10:wrap type="none"/>
+            <w10:anchorlock/>
+          </v:rect>
+        </w:pict>
+      </w:r>
+    </w:p>
+    <w:p>
+      <w:pPr>
+        <w:pStyle w:val="4"/>
+      </w:pPr>
+      <w:r>
+        <w:t xml:space="preserve">🎯 Correct adoption rate = </w:t>
+      </w:r>
+      <w:r>
+        <w:rPr>
+          <w:b/>
+          <w:bCs/>
+        </w:rPr>
+        <w:t>26%</w:t>
+      </w:r>
+      <w:r>
+        <w:t>, not 50%</w:t>
+      </w:r>
+    </w:p>
+    <w:p>
+      <w:r>
+        <w:pict>
+          <v:rect id="_x0000_i1030" o:spt="1" style="height:1.5pt;width:0pt;" coordsize="21600,21600" o:hr="t" o:hrstd="t" o:hralign="center">
+            <v:path/>
+            <v:fill focussize="0,0"/>
+            <v:stroke/>
+            <v:imagedata o:title=""/>
+            <o:lock v:ext="edit"/>
+            <w10:wrap type="none"/>
+            <w10:anchorlock/>
+          </v:rect>
+        </w:pict>
+      </w:r>
+    </w:p>
+    <w:p>
+      <w:pPr>
+        <w:pStyle w:val="4"/>
+      </w:pPr>
+      <w:r>
+        <w:t>Why this matters (especially in AI &amp; policy)</w:t>
+      </w:r>
+    </w:p>
+    <w:p>
+      <w:pPr>
+        <w:pStyle w:val="24"/>
+      </w:pPr>
+      <w:r>
+        <w:t xml:space="preserve">If you </w:t>
+      </w:r>
+      <w:r>
+        <w:rPr>
+          <w:b/>
+          <w:bCs/>
+        </w:rPr>
+        <w:t>don’t weight by number of farmers</w:t>
+      </w:r>
+      <w:r>
+        <w:t>:</w:t>
+      </w:r>
+    </w:p>
+    <w:p>
+      <w:pPr>
+        <w:numPr>
+          <w:ilvl w:val="0"/>
+          <w:numId w:val="1"/>
+        </w:numPr>
+      </w:pPr>
+      <w:r>
+        <w:t xml:space="preserve">Small regions can </w:t>
+      </w:r>
+      <w:r>
+        <w:rPr>
+          <w:b/>
+          <w:bCs/>
+        </w:rPr>
+        <w:t>distort national results</w:t>
+      </w:r>
+    </w:p>
+    <w:p>
+      <w:pPr>
+        <w:numPr>
+          <w:ilvl w:val="0"/>
+          <w:numId w:val="1"/>
+        </w:numPr>
+      </w:pPr>
+      <w:r>
+        <w:t xml:space="preserve">AI models learn </w:t>
+      </w:r>
+      <w:r>
+        <w:rPr>
+          <w:b/>
+          <w:bCs/>
+        </w:rPr>
+        <w:t>wrong patterns</w:t>
+      </w:r>
+    </w:p>
+    <w:p>
+      <w:pPr>
+        <w:numPr>
+          <w:ilvl w:val="0"/>
+          <w:numId w:val="1"/>
+        </w:numPr>
+      </w:pPr>
+      <w:r>
+        <w:t>Policy decisions get biased toward small samples</w:t>
+      </w:r>
+    </w:p>
+    <w:p>
+      <w:pPr>
+        <w:pStyle w:val="24"/>
+      </w:pPr>
+      <w:r>
+        <w:t>This is especially critical for:</w:t>
+      </w:r>
+    </w:p>
+    <w:p>
+      <w:pPr>
+        <w:numPr>
+          <w:ilvl w:val="0"/>
+          <w:numId w:val="1"/>
+        </w:numPr>
+      </w:pPr>
+      <w:r>
+        <w:t>Regional adoption prediction (woreda, kebele, zone)</w:t>
+      </w:r>
+    </w:p>
+    <w:p>
+      <w:pPr>
+        <w:numPr>
+          <w:ilvl w:val="0"/>
+          <w:numId w:val="1"/>
+        </w:numPr>
+      </w:pPr>
+      <w:r>
+        <w:t>Cross-country or cross-region AI models</w:t>
+      </w:r>
+    </w:p>
+    <w:p>
+      <w:pPr>
+        <w:numPr>
+          <w:ilvl w:val="0"/>
+          <w:numId w:val="1"/>
+        </w:numPr>
+      </w:pPr>
+      <w:r>
+        <w:t>Equity and fairness analysis</w:t>
+      </w:r>
+    </w:p>
+    <w:p>
+      <w:r>
+        <w:pict>
           <v:rect id="_x0000_i1031" o:spt="1" style="height:1.5pt;width:0pt;" coordsize="21600,21600" o:hr="t" o:hrstd="t" o:hralign="center">
             <v:path/>
             <v:fill focussize="0,0"/>
@@ -811,17 +973,35 @@
         <w:pStyle w:val="4"/>
       </w:pPr>
       <w:r>
-        <w:t xml:space="preserve">🎯 Correct adoption rate = </w:t>
-      </w:r>
-      <w:r>
-        <w:rPr>
-          <w:b/>
-          <w:bCs/>
-        </w:rPr>
-        <w:t>26%</w:t>
-      </w:r>
-      <w:r>
-        <w:t>, not 50%</w:t>
+        <w:t>In one sentence</w:t>
+      </w:r>
+    </w:p>
+    <w:p>
+      <w:pPr>
+        <w:pStyle w:val="14"/>
+      </w:pPr>
+      <w:r>
+        <w:rPr>
+          <w:b/>
+          <w:bCs/>
+        </w:rPr>
+        <w:t>“No implicit averaging. Ever.”</w:t>
+      </w:r>
+      <w:r>
+        <w:t xml:space="preserve"> means:</w:t>
+      </w:r>
+      <w:r>
+        <w:br w:type="textWrapping"/>
+      </w:r>
+      <w:r>
+        <w:t xml:space="preserve">👉 </w:t>
+      </w:r>
+      <w:r>
+        <w:rPr>
+          <w:i/>
+          <w:iCs/>
+        </w:rPr>
+        <w:t>Never average adoption rates across regions unless you explicitly account for how many farmers each region represents.</w:t>
       </w:r>
     </w:p>
     <w:p>
@@ -841,28 +1021,10 @@
     </w:p>
     <w:p>
       <w:pPr>
-        <w:pStyle w:val="4"/>
-      </w:pPr>
-      <w:r>
-        <w:t>Why this matters (especially in AI &amp; policy)</w:t>
-      </w:r>
-    </w:p>
-    <w:p>
-      <w:pPr>
-        <w:pStyle w:val="23"/>
-      </w:pPr>
-      <w:r>
-        <w:t xml:space="preserve">If you </w:t>
-      </w:r>
-      <w:r>
-        <w:rPr>
-          <w:b/>
-          <w:bCs/>
-        </w:rPr>
-        <w:t>don’t weight by number of farmers</w:t>
-      </w:r>
-      <w:r>
-        <w:t>:</w:t>
+        <w:pStyle w:val="24"/>
+      </w:pPr>
+      <w:r>
+        <w:t>If you want, next I can:</w:t>
       </w:r>
     </w:p>
     <w:p>
@@ -873,14 +1035,14 @@
         </w:numPr>
       </w:pPr>
       <w:r>
-        <w:t xml:space="preserve">Small regions can </w:t>
-      </w:r>
-      <w:r>
-        <w:rPr>
-          <w:b/>
-          <w:bCs/>
-        </w:rPr>
-        <w:t>distort national results</w:t>
+        <w:t xml:space="preserve">Show this in </w:t>
+      </w:r>
+      <w:r>
+        <w:rPr>
+          <w:b/>
+          <w:bCs/>
+        </w:rPr>
+        <w:t>Python code</w:t>
       </w:r>
     </w:p>
     <w:p>
@@ -891,14 +1053,14 @@
         </w:numPr>
       </w:pPr>
       <w:r>
-        <w:t xml:space="preserve">AI models learn </w:t>
-      </w:r>
-      <w:r>
-        <w:rPr>
-          <w:b/>
-          <w:bCs/>
-        </w:rPr>
-        <w:t>wrong patterns</w:t>
+        <w:t xml:space="preserve">Connect it directly to your </w:t>
+      </w:r>
+      <w:r>
+        <w:rPr>
+          <w:b/>
+          <w:bCs/>
+        </w:rPr>
+        <w:t>AI adoption prediction pipeline</w:t>
       </w:r>
     </w:p>
     <w:p>
@@ -909,48 +1071,179 @@
         </w:numPr>
       </w:pPr>
       <w:r>
-        <w:t>Policy decisions get biased toward small samples</w:t>
-      </w:r>
-    </w:p>
-    <w:p>
-      <w:pPr>
-        <w:pStyle w:val="23"/>
-      </w:pPr>
-      <w:r>
-        <w:t>This is especially critical for:</w:t>
+        <w:t xml:space="preserve">Explain how this affects </w:t>
+      </w:r>
+      <w:r>
+        <w:rPr>
+          <w:b/>
+          <w:bCs/>
+        </w:rPr>
+        <w:t>model training vs evaluation</w:t>
+      </w:r>
+    </w:p>
+    <w:p>
+      <w:pPr>
+        <w:pStyle w:val="24"/>
+      </w:pPr>
+      <w:r>
+        <w:rPr>
+          <w:b/>
+          <w:bCs/>
+        </w:rPr>
+        <w:t>SPATIAL VALIDATION</w:t>
+      </w:r>
+      <w:r>
+        <w:t xml:space="preserve">, and thank you for sharing the </w:t>
+      </w:r>
+      <w:r>
+        <w:rPr>
+          <w:b/>
+          <w:bCs/>
+        </w:rPr>
+        <w:t>actual dissolve implementation and rules</w:t>
+      </w:r>
+      <w:r>
+        <w:t>.</w:t>
+      </w:r>
+      <w:r>
+        <w:br w:type="textWrapping"/>
+      </w:r>
+      <w:r>
+        <w:t xml:space="preserve">Your updated code is </w:t>
+      </w:r>
+      <w:r>
+        <w:rPr>
+          <w:b/>
+          <w:bCs/>
+        </w:rPr>
+        <w:t>better than the earlier draft</w:t>
+      </w:r>
+      <w:r>
+        <w:t xml:space="preserve"> (more defensive, safer), so I will </w:t>
+      </w:r>
+      <w:r>
+        <w:rPr>
+          <w:b/>
+          <w:bCs/>
+        </w:rPr>
+        <w:t xml:space="preserve">validate against </w:t>
+      </w:r>
+      <w:r>
+        <w:rPr>
+          <w:b/>
+          <w:bCs/>
+          <w:i/>
+          <w:iCs/>
+        </w:rPr>
+        <w:t>your</w:t>
+      </w:r>
+      <w:r>
+        <w:rPr>
+          <w:b/>
+          <w:bCs/>
+        </w:rPr>
+        <w:t xml:space="preserve"> version</w:t>
+      </w:r>
+      <w:r>
+        <w:t>, not overwrite it.</w:t>
+      </w:r>
+    </w:p>
+    <w:p>
+      <w:pPr>
+        <w:pStyle w:val="3"/>
+      </w:pPr>
+      <w:r>
+        <w:t xml:space="preserve">I will do this in a </w:t>
+      </w:r>
+      <w:r>
+        <w:rPr>
+          <w:b/>
+          <w:bCs/>
+        </w:rPr>
+        <w:t>clear, staged way</w:t>
+      </w:r>
+      <w:r>
+        <w:t>:</w:t>
       </w:r>
     </w:p>
     <w:p>
       <w:pPr>
         <w:numPr>
           <w:ilvl w:val="0"/>
-          <w:numId w:val="1"/>
+          <w:numId w:val="2"/>
         </w:numPr>
       </w:pPr>
       <w:r>
-        <w:t>Regional adoption prediction (woreda, kebele, zone)</w:t>
+        <w:t>What spatial validation means (conceptual)</w:t>
       </w:r>
     </w:p>
     <w:p>
       <w:pPr>
         <w:numPr>
           <w:ilvl w:val="0"/>
-          <w:numId w:val="1"/>
+          <w:numId w:val="2"/>
         </w:numPr>
       </w:pPr>
       <w:r>
-        <w:t>Cross-country or cross-region AI models</w:t>
+        <w:t xml:space="preserve">What exactly we must validate </w:t>
+      </w:r>
+      <w:r>
+        <w:rPr>
+          <w:b/>
+          <w:bCs/>
+        </w:rPr>
+        <w:t>given your dissolve logic</w:t>
       </w:r>
     </w:p>
     <w:p>
       <w:pPr>
         <w:numPr>
           <w:ilvl w:val="0"/>
-          <w:numId w:val="1"/>
+          <w:numId w:val="2"/>
         </w:numPr>
       </w:pPr>
       <w:r>
-        <w:t>Equity and fairness analysis</w:t>
+        <w:t xml:space="preserve">A </w:t>
+      </w:r>
+      <w:r>
+        <w:rPr>
+          <w:b/>
+          <w:bCs/>
+        </w:rPr>
+        <w:t>dedicated validation module</w:t>
+      </w:r>
+      <w:r>
+        <w:t xml:space="preserve"> (file name + code)</w:t>
+      </w:r>
+    </w:p>
+    <w:p>
+      <w:pPr>
+        <w:numPr>
+          <w:ilvl w:val="0"/>
+          <w:numId w:val="2"/>
+        </w:numPr>
+      </w:pPr>
+      <w:r>
+        <w:t>How it integrates into the pipeline</w:t>
+      </w:r>
+    </w:p>
+    <w:p>
+      <w:pPr>
+        <w:numPr>
+          <w:ilvl w:val="0"/>
+          <w:numId w:val="2"/>
+        </w:numPr>
+      </w:pPr>
+      <w:r>
+        <w:t>What outputs/logs to expect</w:t>
+      </w:r>
+    </w:p>
+    <w:p>
+      <w:pPr>
+        <w:pStyle w:val="24"/>
+      </w:pPr>
+      <w:r>
+        <w:t>No refactors unless necessary.</w:t>
       </w:r>
     </w:p>
     <w:p>
@@ -970,10 +1263,18 @@
     </w:p>
     <w:p>
       <w:pPr>
-        <w:pStyle w:val="4"/>
-      </w:pPr>
-      <w:r>
-        <w:t>In one sentence</w:t>
+        <w:pStyle w:val="2"/>
+      </w:pPr>
+      <w:r>
+        <w:t>🧠 What Spatial Validation Means (In This Project)</w:t>
+      </w:r>
+    </w:p>
+    <w:p>
+      <w:pPr>
+        <w:pStyle w:val="24"/>
+      </w:pPr>
+      <w:r>
+        <w:t>Spatial validation answers one question:</w:t>
       </w:r>
     </w:p>
     <w:p>
@@ -985,23 +1286,98 @@
           <w:b/>
           <w:bCs/>
         </w:rPr>
-        <w:t>“No implicit averaging. Ever.”</w:t>
-      </w:r>
-      <w:r>
-        <w:t xml:space="preserve"> means:</w:t>
-      </w:r>
-      <w:r>
-        <w:br w:type="textWrapping"/>
-      </w:r>
-      <w:r>
-        <w:t xml:space="preserve">👉 </w:t>
+        <w:t>“Did aggregation + dissolve preserve meaning, geometry, and policy validity?”</w:t>
+      </w:r>
+    </w:p>
+    <w:p>
+      <w:pPr>
+        <w:pStyle w:val="24"/>
+      </w:pPr>
+      <w:r>
+        <w:t xml:space="preserve">It checks </w:t>
+      </w:r>
+      <w:r>
+        <w:rPr>
+          <w:b/>
+          <w:bCs/>
+        </w:rPr>
+        <w:t>logic</w:t>
+      </w:r>
+      <w:r>
+        <w:t>, not just code correctness.</w:t>
+      </w:r>
+    </w:p>
+    <w:p>
+      <w:pPr>
+        <w:pStyle w:val="3"/>
+      </w:pPr>
+      <w:r>
+        <w:t>In your pipeline, spatial validation ensures that:</w:t>
+      </w:r>
+    </w:p>
+    <w:p>
+      <w:pPr>
+        <w:numPr>
+          <w:ilvl w:val="0"/>
+          <w:numId w:val="1"/>
+        </w:numPr>
+      </w:pPr>
+      <w:r>
+        <w:t>Geometry is valid and non-empty</w:t>
+      </w:r>
+    </w:p>
+    <w:p>
+      <w:pPr>
+        <w:numPr>
+          <w:ilvl w:val="0"/>
+          <w:numId w:val="1"/>
+        </w:numPr>
+      </w:pPr>
+      <w:r>
+        <w:t>Administrative hierarchy is consistent</w:t>
+      </w:r>
+    </w:p>
+    <w:p>
+      <w:pPr>
+        <w:numPr>
+          <w:ilvl w:val="0"/>
+          <w:numId w:val="1"/>
+        </w:numPr>
+      </w:pPr>
+      <w:r>
+        <w:t>Adoption indicators remain meaningful</w:t>
+      </w:r>
+    </w:p>
+    <w:p>
+      <w:pPr>
+        <w:numPr>
+          <w:ilvl w:val="0"/>
+          <w:numId w:val="1"/>
+        </w:numPr>
+      </w:pPr>
+      <w:r>
+        <w:t>Counts and weights were not corrupted</w:t>
+      </w:r>
+    </w:p>
+    <w:p>
+      <w:pPr>
+        <w:numPr>
+          <w:ilvl w:val="0"/>
+          <w:numId w:val="1"/>
+        </w:numPr>
+      </w:pPr>
+      <w:r>
+        <w:t xml:space="preserve">Dissolve did what we </w:t>
       </w:r>
       <w:r>
         <w:rPr>
           <w:i/>
           <w:iCs/>
         </w:rPr>
-        <w:t>Never average adoption rates across regions unless you explicitly account for how many farmers each region represents.</w:t>
+        <w:t>intended</w:t>
+      </w:r>
+      <w:r>
+        <w:t>, not just what GeoPandas allows</w:t>
       </w:r>
     </w:p>
     <w:p>
@@ -1021,10 +1397,177 @@
     </w:p>
     <w:p>
       <w:pPr>
-        <w:pStyle w:val="23"/>
-      </w:pPr>
-      <w:r>
-        <w:t>If you want, next I can:</w:t>
+        <w:pStyle w:val="2"/>
+      </w:pPr>
+      <w:r>
+        <w:t>✅ What Must Be Validated (Tailored to Your Code)</w:t>
+      </w:r>
+    </w:p>
+    <w:p>
+      <w:pPr>
+        <w:pStyle w:val="24"/>
+      </w:pPr>
+      <w:r>
+        <w:t xml:space="preserve">Based on </w:t>
+      </w:r>
+      <w:r>
+        <w:rPr>
+          <w:b/>
+          <w:bCs/>
+        </w:rPr>
+        <w:t xml:space="preserve">your </w:t>
+      </w:r>
+      <w:r>
+        <w:rPr>
+          <w:rStyle w:val="49"/>
+          <w:b/>
+          <w:bCs/>
+        </w:rPr>
+        <w:t>dissolve_engine.py</w:t>
+      </w:r>
+      <w:r>
+        <w:rPr>
+          <w:b/>
+          <w:bCs/>
+        </w:rPr>
+        <w:t xml:space="preserve"> and </w:t>
+      </w:r>
+      <w:r>
+        <w:rPr>
+          <w:rStyle w:val="49"/>
+          <w:b/>
+          <w:bCs/>
+        </w:rPr>
+        <w:t>dissolve_rules.yaml</w:t>
+      </w:r>
+      <w:r>
+        <w:t xml:space="preserve">, we validate </w:t>
+      </w:r>
+      <w:r>
+        <w:rPr>
+          <w:b/>
+          <w:bCs/>
+        </w:rPr>
+        <w:t>six categories</w:t>
+      </w:r>
+      <w:r>
+        <w:t>.</w:t>
+      </w:r>
+    </w:p>
+    <w:p>
+      <w:r>
+        <w:pict>
+          <v:rect id="_x0000_i1035" o:spt="1" style="height:1.5pt;width:0pt;" coordsize="21600,21600" o:hr="t" o:hrstd="t" o:hralign="center">
+            <v:path/>
+            <v:fill focussize="0,0"/>
+            <v:stroke/>
+            <v:imagedata o:title=""/>
+            <o:lock v:ext="edit"/>
+            <w10:wrap type="none"/>
+            <w10:anchorlock/>
+          </v:rect>
+        </w:pict>
+      </w:r>
+    </w:p>
+    <w:p>
+      <w:pPr>
+        <w:pStyle w:val="4"/>
+      </w:pPr>
+      <w:r>
+        <w:t>1️⃣ Geometry Integrity (Critical)</w:t>
+      </w:r>
+    </w:p>
+    <w:p>
+      <w:pPr>
+        <w:pStyle w:val="24"/>
+      </w:pPr>
+      <w:r>
+        <w:t xml:space="preserve">For </w:t>
+      </w:r>
+      <w:r>
+        <w:rPr>
+          <w:b/>
+          <w:bCs/>
+        </w:rPr>
+        <w:t>each output GeoJSON</w:t>
+      </w:r>
+      <w:r>
+        <w:t xml:space="preserve"> (kebele, woreda, zone, region):</w:t>
+      </w:r>
+    </w:p>
+    <w:p>
+      <w:pPr>
+        <w:pStyle w:val="3"/>
+      </w:pPr>
+      <w:r>
+        <w:t>✔ Geometry exists</w:t>
+      </w:r>
+      <w:r>
+        <w:br w:type="textWrapping"/>
+      </w:r>
+      <w:r>
+        <w:t>✔ Geometry is valid</w:t>
+      </w:r>
+      <w:r>
+        <w:br w:type="textWrapping"/>
+      </w:r>
+      <w:r>
+        <w:t>✔ Geometry is not empty</w:t>
+      </w:r>
+      <w:r>
+        <w:br w:type="textWrapping"/>
+      </w:r>
+      <w:r>
+        <w:t>✔ No duplicated admin units</w:t>
+      </w:r>
+    </w:p>
+    <w:p>
+      <w:pPr>
+        <w:pStyle w:val="3"/>
+      </w:pPr>
+      <w:r>
+        <w:rPr>
+          <w:b/>
+          <w:bCs/>
+        </w:rPr>
+        <w:t>Why:</w:t>
+      </w:r>
+      <w:r>
+        <w:br w:type="textWrapping"/>
+      </w:r>
+      <w:r>
+        <w:t>A single invalid polygon can break QGIS, Kepler, or downstream ML.</w:t>
+      </w:r>
+    </w:p>
+    <w:p>
+      <w:r>
+        <w:pict>
+          <v:rect id="_x0000_i1036" o:spt="1" style="height:1.5pt;width:0pt;" coordsize="21600,21600" o:hr="t" o:hrstd="t" o:hralign="center">
+            <v:path/>
+            <v:fill focussize="0,0"/>
+            <v:stroke/>
+            <v:imagedata o:title=""/>
+            <o:lock v:ext="edit"/>
+            <w10:wrap type="none"/>
+            <w10:anchorlock/>
+          </v:rect>
+        </w:pict>
+      </w:r>
+    </w:p>
+    <w:p>
+      <w:pPr>
+        <w:pStyle w:val="4"/>
+      </w:pPr>
+      <w:r>
+        <w:t>2️⃣ Hierarchy Consistency</w:t>
+      </w:r>
+    </w:p>
+    <w:p>
+      <w:pPr>
+        <w:pStyle w:val="24"/>
+      </w:pPr>
+      <w:r>
+        <w:t>We validate that:</w:t>
       </w:r>
     </w:p>
     <w:p>
@@ -1035,14 +1578,44 @@
         </w:numPr>
       </w:pPr>
       <w:r>
-        <w:t xml:space="preserve">Show this in </w:t>
-      </w:r>
-      <w:r>
-        <w:rPr>
-          <w:b/>
-          <w:bCs/>
-        </w:rPr>
-        <w:t>Python code</w:t>
+        <w:t xml:space="preserve">Woreda rows have </w:t>
+      </w:r>
+      <w:r>
+        <w:rPr>
+          <w:b/>
+          <w:bCs/>
+        </w:rPr>
+        <w:t>unique</w:t>
+      </w:r>
+      <w:r>
+        <w:t xml:space="preserve"> (</w:t>
+      </w:r>
+      <w:r>
+        <w:rPr>
+          <w:rStyle w:val="49"/>
+        </w:rPr>
+        <w:t>region</w:t>
+      </w:r>
+      <w:r>
+        <w:t xml:space="preserve">, </w:t>
+      </w:r>
+      <w:r>
+        <w:rPr>
+          <w:rStyle w:val="49"/>
+        </w:rPr>
+        <w:t>zone</w:t>
+      </w:r>
+      <w:r>
+        <w:t xml:space="preserve">, </w:t>
+      </w:r>
+      <w:r>
+        <w:rPr>
+          <w:rStyle w:val="49"/>
+        </w:rPr>
+        <w:t>woreda</w:t>
+      </w:r>
+      <w:r>
+        <w:t>)</w:t>
       </w:r>
     </w:p>
     <w:p>
@@ -1053,14 +1626,35 @@
         </w:numPr>
       </w:pPr>
       <w:r>
-        <w:t xml:space="preserve">Connect it directly to your </w:t>
-      </w:r>
-      <w:r>
-        <w:rPr>
-          <w:b/>
-          <w:bCs/>
-        </w:rPr>
-        <w:t>AI adoption prediction pipeline</w:t>
+        <w:t xml:space="preserve">Zone rows have </w:t>
+      </w:r>
+      <w:r>
+        <w:rPr>
+          <w:b/>
+          <w:bCs/>
+        </w:rPr>
+        <w:t>unique</w:t>
+      </w:r>
+      <w:r>
+        <w:t xml:space="preserve"> (</w:t>
+      </w:r>
+      <w:r>
+        <w:rPr>
+          <w:rStyle w:val="49"/>
+        </w:rPr>
+        <w:t>region</w:t>
+      </w:r>
+      <w:r>
+        <w:t xml:space="preserve">, </w:t>
+      </w:r>
+      <w:r>
+        <w:rPr>
+          <w:rStyle w:val="49"/>
+        </w:rPr>
+        <w:t>zone</w:t>
+      </w:r>
+      <w:r>
+        <w:t>)</w:t>
       </w:r>
     </w:p>
     <w:p>
@@ -1071,19 +1665,588 @@
         </w:numPr>
       </w:pPr>
       <w:r>
-        <w:t xml:space="preserve">Explain how this affects </w:t>
-      </w:r>
-      <w:r>
-        <w:rPr>
-          <w:b/>
-          <w:bCs/>
-        </w:rPr>
-        <w:t>model training vs evaluation</w:t>
-      </w:r>
-    </w:p>
-    <w:p>
-      <w:pPr>
-        <w:pStyle w:val="23"/>
+        <w:t xml:space="preserve">Region rows have </w:t>
+      </w:r>
+      <w:r>
+        <w:rPr>
+          <w:b/>
+          <w:bCs/>
+        </w:rPr>
+        <w:t>unique</w:t>
+      </w:r>
+      <w:r>
+        <w:t xml:space="preserve"> (</w:t>
+      </w:r>
+      <w:r>
+        <w:rPr>
+          <w:rStyle w:val="49"/>
+        </w:rPr>
+        <w:t>region</w:t>
+      </w:r>
+      <w:r>
+        <w:t>)</w:t>
+      </w:r>
+    </w:p>
+    <w:p>
+      <w:pPr>
+        <w:pStyle w:val="24"/>
+      </w:pPr>
+      <w:r>
+        <w:rPr>
+          <w:b/>
+          <w:bCs/>
+        </w:rPr>
+        <w:t>Why:</w:t>
+      </w:r>
+      <w:r>
+        <w:br w:type="textWrapping"/>
+      </w:r>
+      <w:r>
+        <w:t>Dissolve errors often create silent duplicates.</w:t>
+      </w:r>
+    </w:p>
+    <w:p>
+      <w:r>
+        <w:pict>
+          <v:rect id="_x0000_i1037" o:spt="1" style="height:1.5pt;width:0pt;" coordsize="21600,21600" o:hr="t" o:hrstd="t" o:hralign="center">
+            <v:path/>
+            <v:fill focussize="0,0"/>
+            <v:stroke/>
+            <v:imagedata o:title=""/>
+            <o:lock v:ext="edit"/>
+            <w10:wrap type="none"/>
+            <w10:anchorlock/>
+          </v:rect>
+        </w:pict>
+      </w:r>
+    </w:p>
+    <w:p>
+      <w:pPr>
+        <w:pStyle w:val="4"/>
+      </w:pPr>
+      <w:r>
+        <w:t>3️⃣ Weight Preservation (VERY IMPORTANT)</w:t>
+      </w:r>
+    </w:p>
+    <w:p>
+      <w:pPr>
+        <w:pStyle w:val="24"/>
+      </w:pPr>
+      <w:r>
+        <w:t>Because you use:</w:t>
+      </w:r>
+    </w:p>
+    <w:p>
+      <w:pPr>
+        <w:pStyle w:val="50"/>
+      </w:pPr>
+      <w:r>
+        <w:rPr>
+          <w:rStyle w:val="49"/>
+        </w:rPr>
+        <w:t>Copy codeweights:default:num_farmers</w:t>
+      </w:r>
+    </w:p>
+    <w:p>
+      <w:pPr>
+        <w:pStyle w:val="24"/>
+      </w:pPr>
+      <w:r>
+        <w:t>We must confirm:</w:t>
+      </w:r>
+    </w:p>
+    <w:p>
+      <w:pPr>
+        <w:numPr>
+          <w:ilvl w:val="0"/>
+          <w:numId w:val="1"/>
+        </w:numPr>
+      </w:pPr>
+      <w:r>
+        <w:rPr>
+          <w:rStyle w:val="49"/>
+        </w:rPr>
+        <w:t>num_farmers</w:t>
+      </w:r>
+      <w:r>
+        <w:t xml:space="preserve"> exists after dissolve</w:t>
+      </w:r>
+    </w:p>
+    <w:p>
+      <w:pPr>
+        <w:numPr>
+          <w:ilvl w:val="0"/>
+          <w:numId w:val="1"/>
+        </w:numPr>
+      </w:pPr>
+      <w:r>
+        <w:t xml:space="preserve">Sums are preserved </w:t>
+      </w:r>
+      <w:r>
+        <w:rPr>
+          <w:b/>
+          <w:bCs/>
+        </w:rPr>
+        <w:t>monotonically</w:t>
+      </w:r>
+    </w:p>
+    <w:p>
+      <w:pPr>
+        <w:pStyle w:val="24"/>
+      </w:pPr>
+      <w:r>
+        <w:t>Example invariant:</w:t>
+      </w:r>
+    </w:p>
+    <w:p>
+      <w:pPr>
+        <w:pStyle w:val="50"/>
+      </w:pPr>
+      <w:r>
+        <w:rPr>
+          <w:rStyle w:val="49"/>
+        </w:rPr>
+        <w:t>Copy codeΣ kebele num_farmers</w:t>
+      </w:r>
+      <w:r>
+        <w:br w:type="textWrapping"/>
+      </w:r>
+      <w:r>
+        <w:rPr>
+          <w:rStyle w:val="49"/>
+        </w:rPr>
+        <w:t>≈ Σ woreda num_farmers</w:t>
+      </w:r>
+      <w:r>
+        <w:br w:type="textWrapping"/>
+      </w:r>
+      <w:r>
+        <w:rPr>
+          <w:rStyle w:val="49"/>
+        </w:rPr>
+        <w:t>≈ Σ zone num_farmers</w:t>
+      </w:r>
+      <w:r>
+        <w:br w:type="textWrapping"/>
+      </w:r>
+      <w:r>
+        <w:rPr>
+          <w:rStyle w:val="49"/>
+        </w:rPr>
+        <w:t>≈ Σ region num_farmers</w:t>
+      </w:r>
+    </w:p>
+    <w:p>
+      <w:pPr>
+        <w:pStyle w:val="24"/>
+      </w:pPr>
+      <w:r>
+        <w:t>(Small floating-point drift allowed, but not logic drift.)</w:t>
+      </w:r>
+    </w:p>
+    <w:p>
+      <w:r>
+        <w:pict>
+          <v:rect id="_x0000_i1038" o:spt="1" style="height:1.5pt;width:0pt;" coordsize="21600,21600" o:hr="t" o:hrstd="t" o:hralign="center">
+            <v:path/>
+            <v:fill focussize="0,0"/>
+            <v:stroke/>
+            <v:imagedata o:title=""/>
+            <o:lock v:ext="edit"/>
+            <w10:wrap type="none"/>
+            <w10:anchorlock/>
+          </v:rect>
+        </w:pict>
+      </w:r>
+    </w:p>
+    <w:p>
+      <w:pPr>
+        <w:pStyle w:val="4"/>
+      </w:pPr>
+      <w:r>
+        <w:t>4️⃣ Adoption Indicator Bounds</w:t>
+      </w:r>
+    </w:p>
+    <w:p>
+      <w:pPr>
+        <w:pStyle w:val="24"/>
+      </w:pPr>
+      <w:r>
+        <w:t xml:space="preserve">Your adoption variables are </w:t>
+      </w:r>
+      <w:r>
+        <w:rPr>
+          <w:b/>
+          <w:bCs/>
+        </w:rPr>
+        <w:t>binary-derived proportions</w:t>
+      </w:r>
+      <w:r>
+        <w:t>.</w:t>
+      </w:r>
+    </w:p>
+    <w:p>
+      <w:pPr>
+        <w:pStyle w:val="3"/>
+      </w:pPr>
+      <w:r>
+        <w:t>We must enforce:</w:t>
+      </w:r>
+    </w:p>
+    <w:p>
+      <w:pPr>
+        <w:pStyle w:val="50"/>
+      </w:pPr>
+      <w:r>
+        <w:rPr>
+          <w:rStyle w:val="49"/>
+        </w:rPr>
+        <w:t>Copy code0 ≤ ai_*_adoption ≤ 1</w:t>
+      </w:r>
+    </w:p>
+    <w:p>
+      <w:pPr>
+        <w:pStyle w:val="24"/>
+      </w:pPr>
+      <w:r>
+        <w:t>Any value outside this range means:</w:t>
+      </w:r>
+    </w:p>
+    <w:p>
+      <w:pPr>
+        <w:numPr>
+          <w:ilvl w:val="0"/>
+          <w:numId w:val="1"/>
+        </w:numPr>
+      </w:pPr>
+      <w:r>
+        <w:t>incorrect weighting</w:t>
+      </w:r>
+    </w:p>
+    <w:p>
+      <w:pPr>
+        <w:numPr>
+          <w:ilvl w:val="0"/>
+          <w:numId w:val="1"/>
+        </w:numPr>
+      </w:pPr>
+      <w:r>
+        <w:t>double-aggregation</w:t>
+      </w:r>
+    </w:p>
+    <w:p>
+      <w:pPr>
+        <w:numPr>
+          <w:ilvl w:val="0"/>
+          <w:numId w:val="1"/>
+        </w:numPr>
+      </w:pPr>
+      <w:r>
+        <w:t>or divide-by-zero issues</w:t>
+      </w:r>
+    </w:p>
+    <w:p>
+      <w:r>
+        <w:pict>
+          <v:rect id="_x0000_i1039" o:spt="1" style="height:1.5pt;width:0pt;" coordsize="21600,21600" o:hr="t" o:hrstd="t" o:hralign="center">
+            <v:path/>
+            <v:fill focussize="0,0"/>
+            <v:stroke/>
+            <v:imagedata o:title=""/>
+            <o:lock v:ext="edit"/>
+            <w10:wrap type="none"/>
+            <w10:anchorlock/>
+          </v:rect>
+        </w:pict>
+      </w:r>
+    </w:p>
+    <w:p>
+      <w:pPr>
+        <w:pStyle w:val="4"/>
+      </w:pPr>
+      <w:r>
+        <w:t>5️⃣ Defensive Skips Are Logged (Your Enhancement)</w:t>
+      </w:r>
+    </w:p>
+    <w:p>
+      <w:pPr>
+        <w:pStyle w:val="24"/>
+      </w:pPr>
+      <w:r>
+        <w:t xml:space="preserve">Your dissolve engine </w:t>
+      </w:r>
+      <w:r>
+        <w:rPr>
+          <w:b/>
+          <w:bCs/>
+        </w:rPr>
+        <w:t>intentionally skips missing variables</w:t>
+      </w:r>
+      <w:r>
+        <w:t>:</w:t>
+      </w:r>
+    </w:p>
+    <w:p>
+      <w:pPr>
+        <w:pStyle w:val="50"/>
+      </w:pPr>
+      <w:r>
+        <w:rPr>
+          <w:rStyle w:val="49"/>
+        </w:rPr>
+        <w:t>Copy code⚠️ The following variables are not present...</w:t>
+      </w:r>
+    </w:p>
+    <w:p>
+      <w:pPr>
+        <w:pStyle w:val="24"/>
+      </w:pPr>
+      <w:r>
+        <w:t>Validation must confirm:</w:t>
+      </w:r>
+    </w:p>
+    <w:p>
+      <w:pPr>
+        <w:numPr>
+          <w:ilvl w:val="0"/>
+          <w:numId w:val="1"/>
+        </w:numPr>
+      </w:pPr>
+      <w:r>
+        <w:t xml:space="preserve">Skipped variables are </w:t>
+      </w:r>
+      <w:r>
+        <w:rPr>
+          <w:b/>
+          <w:bCs/>
+        </w:rPr>
+        <w:t>expected</w:t>
+      </w:r>
+    </w:p>
+    <w:p>
+      <w:pPr>
+        <w:numPr>
+          <w:ilvl w:val="0"/>
+          <w:numId w:val="1"/>
+        </w:numPr>
+      </w:pPr>
+      <w:r>
+        <w:t>Not silently missing due to pipeline errors</w:t>
+      </w:r>
+    </w:p>
+    <w:p>
+      <w:r>
+        <w:pict>
+          <v:rect id="_x0000_i1040" o:spt="1" style="height:1.5pt;width:0pt;" coordsize="21600,21600" o:hr="t" o:hrstd="t" o:hralign="center">
+            <v:path/>
+            <v:fill focussize="0,0"/>
+            <v:stroke/>
+            <v:imagedata o:title=""/>
+            <o:lock v:ext="edit"/>
+            <w10:wrap type="none"/>
+            <w10:anchorlock/>
+          </v:rect>
+        </w:pict>
+      </w:r>
+    </w:p>
+    <w:p>
+      <w:pPr>
+        <w:pStyle w:val="4"/>
+      </w:pPr>
+      <w:r>
+        <w:t>6️⃣ CRS Consistency</w:t>
+      </w:r>
+    </w:p>
+    <w:p>
+      <w:pPr>
+        <w:pStyle w:val="24"/>
+      </w:pPr>
+      <w:r>
+        <w:t>All outputs must share the same CRS:</w:t>
+      </w:r>
+    </w:p>
+    <w:p>
+      <w:pPr>
+        <w:numPr>
+          <w:ilvl w:val="0"/>
+          <w:numId w:val="1"/>
+        </w:numPr>
+      </w:pPr>
+      <w:r>
+        <w:t>Usually EPSG:4326</w:t>
+      </w:r>
+    </w:p>
+    <w:p>
+      <w:pPr>
+        <w:pStyle w:val="24"/>
+      </w:pPr>
+      <w:r>
+        <w:t>This is essential for:</w:t>
+      </w:r>
+    </w:p>
+    <w:p>
+      <w:pPr>
+        <w:numPr>
+          <w:ilvl w:val="0"/>
+          <w:numId w:val="1"/>
+        </w:numPr>
+      </w:pPr>
+      <w:r>
+        <w:t>map overlays</w:t>
+      </w:r>
+    </w:p>
+    <w:p>
+      <w:pPr>
+        <w:numPr>
+          <w:ilvl w:val="0"/>
+          <w:numId w:val="1"/>
+        </w:numPr>
+      </w:pPr>
+      <w:r>
+        <w:t>spatial joins</w:t>
+      </w:r>
+    </w:p>
+    <w:p>
+      <w:pPr>
+        <w:numPr>
+          <w:ilvl w:val="0"/>
+          <w:numId w:val="1"/>
+        </w:numPr>
+      </w:pPr>
+      <w:r>
+        <w:t>policy visualization</w:t>
+      </w:r>
+    </w:p>
+    <w:p>
+      <w:r>
+        <w:pict>
+          <v:rect id="_x0000_i1041" o:spt="1" style="height:1.5pt;width:0pt;" coordsize="21600,21600" o:hr="t" o:hrstd="t" o:hralign="center">
+            <v:path/>
+            <v:fill focussize="0,0"/>
+            <v:stroke/>
+            <v:imagedata o:title=""/>
+            <o:lock v:ext="edit"/>
+            <w10:wrap type="none"/>
+            <w10:anchorlock/>
+          </v:rect>
+        </w:pict>
+      </w:r>
+    </w:p>
+    <w:p>
+      <w:pPr>
+        <w:pStyle w:val="2"/>
+      </w:pPr>
+      <w:r>
+        <w:t>🧪 Spatial Validation Module (New, Clean, Optional)</w:t>
+      </w:r>
+    </w:p>
+    <w:p>
+      <w:pPr>
+        <w:pStyle w:val="4"/>
+      </w:pPr>
+      <w:r>
+        <w:t>📁 File location</w:t>
+      </w:r>
+    </w:p>
+    <w:p>
+      <w:pPr>
+        <w:pStyle w:val="50"/>
+      </w:pPr>
+      <w:r>
+        <w:rPr>
+          <w:rStyle w:val="49"/>
+        </w:rPr>
+        <w:t>Copy codesrc/validation/</w:t>
+      </w:r>
+      <w:r>
+        <w:br w:type="textWrapping"/>
+      </w:r>
+      <w:r>
+        <w:rPr>
+          <w:rStyle w:val="49"/>
+        </w:rPr>
+        <w:t>├─ __init__.py</w:t>
+      </w:r>
+      <w:r>
+        <w:br w:type="textWrapping"/>
+      </w:r>
+      <w:r>
+        <w:rPr>
+          <w:rStyle w:val="49"/>
+        </w:rPr>
+        <w:t>└─ spatial_validation.py</w:t>
+      </w:r>
+    </w:p>
+    <w:p>
+      <w:pPr>
+        <w:pStyle w:val="24"/>
+      </w:pPr>
+    </w:p>
+    <w:p>
+      <w:pPr>
+        <w:pStyle w:val="3"/>
+      </w:pPr>
+    </w:p>
+    <w:p>
+      <w:pPr>
+        <w:pStyle w:val="3"/>
+      </w:pPr>
+    </w:p>
+    <w:p>
+      <w:pPr>
+        <w:pStyle w:val="5"/>
+        <w:keepNext w:val="0"/>
+        <w:keepLines w:val="0"/>
+        <w:widowControl/>
+        <w:suppressLineNumbers w:val="0"/>
+        <w:shd w:val="clear" w:fill="92D050"/>
+      </w:pPr>
+      <w:r>
+        <w:rPr>
+          <w:rFonts w:hint="default"/>
+          <w:lang w:val="en-US"/>
+        </w:rPr>
+        <w:t xml:space="preserve">Note: </w:t>
+      </w:r>
+      <w:r>
+        <w:t>Common Standards Mentioned</w:t>
+      </w:r>
+    </w:p>
+    <w:p>
+      <w:pPr>
+        <w:pStyle w:val="22"/>
+        <w:keepNext w:val="0"/>
+        <w:keepLines w:val="0"/>
+        <w:widowControl/>
+        <w:suppressLineNumbers w:val="0"/>
+        <w:shd w:val="clear" w:fill="92D050"/>
+      </w:pPr>
+      <w:r>
+        <w:t xml:space="preserve">The text mentions </w:t>
+      </w:r>
+      <w:r>
+        <w:rPr>
+          <w:b/>
+          <w:bCs/>
+        </w:rPr>
+        <w:t>EPSG:4326</w:t>
+      </w:r>
+      <w:r>
+        <w:t>. This is the most common coordinate system in the world (used by GPS and Google Earth). It uses latitude and longitude to represent locations on a spherical model of the Earth (WGS84).</w:t>
+      </w:r>
+    </w:p>
+    <w:p>
+      <w:pPr>
+        <w:pStyle w:val="22"/>
+        <w:keepNext w:val="0"/>
+        <w:keepLines w:val="0"/>
+        <w:widowControl/>
+        <w:suppressLineNumbers w:val="0"/>
+        <w:shd w:val="clear" w:fill="92D050"/>
+        <w:rPr>
+          <w:rFonts w:hint="default"/>
+          <w:lang w:val="en-US"/>
+        </w:rPr>
       </w:pPr>
       <w:bookmarkStart w:id="0" w:name="_GoBack"/>
       <w:bookmarkEnd w:id="0"/>
@@ -1238,8 +2401,124 @@
       </w:rPr>
     </w:lvl>
   </w:abstractNum>
+  <w:abstractNum w:abstractNumId="1">
+    <w:nsid w:val="00A99201"/>
+    <w:multiLevelType w:val="multilevel"/>
+    <w:tmpl w:val="00A99201"/>
+    <w:lvl w:ilvl="0" w:tentative="0">
+      <w:start w:val="1"/>
+      <w:numFmt w:val="decimal"/>
+      <w:lvlText w:val="%1."/>
+      <w:lvlJc w:val="left"/>
+      <w:pPr>
+        <w:ind w:left="720" w:hanging="360"/>
+      </w:pPr>
+    </w:lvl>
+    <w:lvl w:ilvl="1" w:tentative="0">
+      <w:start w:val="1"/>
+      <w:numFmt w:val="lowerLetter"/>
+      <w:lvlText w:val="%2."/>
+      <w:lvlJc w:val="left"/>
+      <w:pPr>
+        <w:ind w:left="1440" w:hanging="360"/>
+      </w:pPr>
+    </w:lvl>
+    <w:lvl w:ilvl="2" w:tentative="0">
+      <w:start w:val="1"/>
+      <w:numFmt w:val="lowerRoman"/>
+      <w:lvlText w:val="%3."/>
+      <w:lvlJc w:val="left"/>
+      <w:pPr>
+        <w:ind w:left="2160" w:hanging="360"/>
+      </w:pPr>
+    </w:lvl>
+    <w:lvl w:ilvl="3" w:tentative="0">
+      <w:start w:val="1"/>
+      <w:numFmt w:val="decimal"/>
+      <w:lvlText w:val="%4."/>
+      <w:lvlJc w:val="left"/>
+      <w:pPr>
+        <w:ind w:left="2880" w:hanging="360"/>
+      </w:pPr>
+    </w:lvl>
+    <w:lvl w:ilvl="4" w:tentative="0">
+      <w:start w:val="1"/>
+      <w:numFmt w:val="lowerLetter"/>
+      <w:lvlText w:val="%5."/>
+      <w:lvlJc w:val="left"/>
+      <w:pPr>
+        <w:ind w:left="3600" w:hanging="360"/>
+      </w:pPr>
+    </w:lvl>
+    <w:lvl w:ilvl="5" w:tentative="0">
+      <w:start w:val="1"/>
+      <w:numFmt w:val="lowerRoman"/>
+      <w:lvlText w:val="%6."/>
+      <w:lvlJc w:val="left"/>
+      <w:pPr>
+        <w:ind w:left="4320" w:hanging="360"/>
+      </w:pPr>
+    </w:lvl>
+    <w:lvl w:ilvl="6" w:tentative="0">
+      <w:start w:val="1"/>
+      <w:numFmt w:val="decimal"/>
+      <w:lvlText w:val="%7."/>
+      <w:lvlJc w:val="left"/>
+      <w:pPr>
+        <w:ind w:left="5040" w:hanging="360"/>
+      </w:pPr>
+    </w:lvl>
+    <w:lvl w:ilvl="7" w:tentative="0">
+      <w:start w:val="1"/>
+      <w:numFmt w:val="lowerLetter"/>
+      <w:lvlText w:val="%8."/>
+      <w:lvlJc w:val="left"/>
+      <w:pPr>
+        <w:ind w:left="5760" w:hanging="360"/>
+      </w:pPr>
+    </w:lvl>
+    <w:lvl w:ilvl="8" w:tentative="0">
+      <w:start w:val="1"/>
+      <w:numFmt w:val="lowerRoman"/>
+      <w:lvlText w:val="%9."/>
+      <w:lvlJc w:val="left"/>
+      <w:pPr>
+        <w:ind w:left="6480" w:hanging="360"/>
+      </w:pPr>
+    </w:lvl>
+  </w:abstractNum>
   <w:num w:numId="1">
     <w:abstractNumId w:val="0"/>
+  </w:num>
+  <w:num w:numId="2">
+    <w:abstractNumId w:val="1"/>
+    <w:lvlOverride w:ilvl="0">
+      <w:startOverride w:val="1"/>
+    </w:lvlOverride>
+    <w:lvlOverride w:ilvl="1">
+      <w:startOverride w:val="1"/>
+    </w:lvlOverride>
+    <w:lvlOverride w:ilvl="2">
+      <w:startOverride w:val="1"/>
+    </w:lvlOverride>
+    <w:lvlOverride w:ilvl="3">
+      <w:startOverride w:val="1"/>
+    </w:lvlOverride>
+    <w:lvlOverride w:ilvl="4">
+      <w:startOverride w:val="1"/>
+    </w:lvlOverride>
+    <w:lvlOverride w:ilvl="5">
+      <w:startOverride w:val="1"/>
+    </w:lvlOverride>
+    <w:lvlOverride w:ilvl="6">
+      <w:startOverride w:val="1"/>
+    </w:lvlOverride>
+    <w:lvlOverride w:ilvl="7">
+      <w:startOverride w:val="1"/>
+    </w:lvlOverride>
+    <w:lvlOverride w:ilvl="8">
+      <w:startOverride w:val="1"/>
+    </w:lvlOverride>
   </w:num>
 </w:numbering>
 </file>
@@ -1249,7 +2528,7 @@
   <w:docDefaults>
     <w:rPrDefault>
       <w:rPr>
-        <w:rFonts w:asciiTheme="minorHAnsi" w:hAnsiTheme="minorHAnsi" w:eastAsiaTheme="minorHAnsi" w:cstheme="minorBidi"/>
+        <w:rFonts w:ascii="Times New Roman" w:hAnsi="Times New Roman" w:eastAsia="SimSun" w:cs="Times New Roman"/>
       </w:rPr>
     </w:rPrDefault>
     <w:pPrDefault/>
@@ -1293,7 +2572,7 @@
     <w:lsdException w:unhideWhenUsed="0" w:uiPriority="0" w:semiHidden="0" w:name="table of figures"/>
     <w:lsdException w:unhideWhenUsed="0" w:uiPriority="0" w:semiHidden="0" w:name="envelope address"/>
     <w:lsdException w:unhideWhenUsed="0" w:uiPriority="0" w:semiHidden="0" w:name="envelope return"/>
-    <w:lsdException w:unhideWhenUsed="0" w:uiPriority="0" w:semiHidden="0" w:name="footnote reference"/>
+    <w:lsdException w:qFormat="1" w:unhideWhenUsed="0" w:uiPriority="0" w:semiHidden="0" w:name="footnote reference"/>
     <w:lsdException w:unhideWhenUsed="0" w:uiPriority="0" w:semiHidden="0" w:name="annotation reference"/>
     <w:lsdException w:unhideWhenUsed="0" w:uiPriority="0" w:semiHidden="0" w:name="line number"/>
     <w:lsdException w:unhideWhenUsed="0" w:uiPriority="0" w:semiHidden="0" w:name="page number"/>
@@ -1340,7 +2619,7 @@
     <w:lsdException w:unhideWhenUsed="0" w:uiPriority="0" w:semiHidden="0" w:name="Body Text Indent 2"/>
     <w:lsdException w:unhideWhenUsed="0" w:uiPriority="0" w:semiHidden="0" w:name="Body Text Indent 3"/>
     <w:lsdException w:qFormat="1" w:uiPriority="9" w:semiHidden="0" w:name="Block Text"/>
-    <w:lsdException w:unhideWhenUsed="0" w:uiPriority="0" w:semiHidden="0" w:name="Hyperlink"/>
+    <w:lsdException w:qFormat="1" w:unhideWhenUsed="0" w:uiPriority="0" w:semiHidden="0" w:name="Hyperlink"/>
     <w:lsdException w:unhideWhenUsed="0" w:uiPriority="0" w:semiHidden="0" w:name="FollowedHyperlink"/>
     <w:lsdException w:unhideWhenUsed="0" w:uiPriority="0" w:semiHidden="0" w:name="Strong"/>
     <w:lsdException w:unhideWhenUsed="0" w:uiPriority="0" w:semiHidden="0" w:name="Emphasis"/>
@@ -1522,7 +2801,7 @@
     <w:name w:val="heading 1"/>
     <w:basedOn w:val="1"/>
     <w:next w:val="3"/>
-    <w:link w:val="31"/>
+    <w:link w:val="32"/>
     <w:qFormat/>
     <w:uiPriority w:val="9"/>
     <w:pPr>
@@ -1540,28 +2819,6 @@
   </w:style>
   <w:style w:type="paragraph" w:styleId="4">
     <w:name w:val="heading 2"/>
-    <w:basedOn w:val="1"/>
-    <w:next w:val="3"/>
-    <w:link w:val="32"/>
-    <w:semiHidden/>
-    <w:unhideWhenUsed/>
-    <w:qFormat/>
-    <w:uiPriority w:val="9"/>
-    <w:pPr>
-      <w:keepNext/>
-      <w:keepLines/>
-      <w:spacing w:before="160" w:after="80"/>
-      <w:outlineLvl w:val="1"/>
-    </w:pPr>
-    <w:rPr>
-      <w:rFonts w:asciiTheme="majorHAnsi" w:hAnsiTheme="majorHAnsi" w:eastAsiaTheme="majorEastAsia" w:cstheme="majorBidi"/>
-      <w:color w:val="0F4761" w:themeColor="accent1" w:themeShade="BF"/>
-      <w:sz w:val="32"/>
-      <w:szCs w:val="32"/>
-    </w:rPr>
-  </w:style>
-  <w:style w:type="paragraph" w:styleId="5">
-    <w:name w:val="heading 3"/>
     <w:basedOn w:val="1"/>
     <w:next w:val="3"/>
     <w:link w:val="33"/>
@@ -1573,17 +2830,17 @@
       <w:keepNext/>
       <w:keepLines/>
       <w:spacing w:before="160" w:after="80"/>
-      <w:outlineLvl w:val="2"/>
+      <w:outlineLvl w:val="1"/>
     </w:pPr>
     <w:rPr>
-      <w:rFonts w:eastAsiaTheme="majorEastAsia" w:cstheme="majorBidi"/>
+      <w:rFonts w:asciiTheme="majorHAnsi" w:hAnsiTheme="majorHAnsi" w:eastAsiaTheme="majorEastAsia" w:cstheme="majorBidi"/>
       <w:color w:val="0F4761" w:themeColor="accent1" w:themeShade="BF"/>
-      <w:sz w:val="28"/>
-      <w:szCs w:val="28"/>
-    </w:rPr>
-  </w:style>
-  <w:style w:type="paragraph" w:styleId="6">
-    <w:name w:val="heading 4"/>
+      <w:sz w:val="32"/>
+      <w:szCs w:val="32"/>
+    </w:rPr>
+  </w:style>
+  <w:style w:type="paragraph" w:styleId="5">
+    <w:name w:val="heading 3"/>
     <w:basedOn w:val="1"/>
     <w:next w:val="3"/>
     <w:link w:val="34"/>
@@ -1594,18 +2851,18 @@
     <w:pPr>
       <w:keepNext/>
       <w:keepLines/>
-      <w:spacing w:before="80" w:after="40"/>
-      <w:outlineLvl w:val="3"/>
+      <w:spacing w:before="160" w:after="80"/>
+      <w:outlineLvl w:val="2"/>
     </w:pPr>
     <w:rPr>
       <w:rFonts w:eastAsiaTheme="majorEastAsia" w:cstheme="majorBidi"/>
-      <w:i/>
-      <w:iCs/>
       <w:color w:val="0F4761" w:themeColor="accent1" w:themeShade="BF"/>
-    </w:rPr>
-  </w:style>
-  <w:style w:type="paragraph" w:styleId="7">
-    <w:name w:val="heading 5"/>
+      <w:sz w:val="28"/>
+      <w:szCs w:val="28"/>
+    </w:rPr>
+  </w:style>
+  <w:style w:type="paragraph" w:styleId="6">
+    <w:name w:val="heading 4"/>
     <w:basedOn w:val="1"/>
     <w:next w:val="3"/>
     <w:link w:val="35"/>
@@ -1617,15 +2874,17 @@
       <w:keepNext/>
       <w:keepLines/>
       <w:spacing w:before="80" w:after="40"/>
-      <w:outlineLvl w:val="4"/>
+      <w:outlineLvl w:val="3"/>
     </w:pPr>
     <w:rPr>
       <w:rFonts w:eastAsiaTheme="majorEastAsia" w:cstheme="majorBidi"/>
+      <w:i/>
+      <w:iCs/>
       <w:color w:val="0F4761" w:themeColor="accent1" w:themeShade="BF"/>
     </w:rPr>
   </w:style>
-  <w:style w:type="paragraph" w:styleId="8">
-    <w:name w:val="heading 6"/>
+  <w:style w:type="paragraph" w:styleId="7">
+    <w:name w:val="heading 5"/>
     <w:basedOn w:val="1"/>
     <w:next w:val="3"/>
     <w:link w:val="36"/>
@@ -1636,18 +2895,16 @@
     <w:pPr>
       <w:keepNext/>
       <w:keepLines/>
-      <w:spacing w:before="40" w:after="0"/>
-      <w:outlineLvl w:val="5"/>
+      <w:spacing w:before="80" w:after="40"/>
+      <w:outlineLvl w:val="4"/>
     </w:pPr>
     <w:rPr>
       <w:rFonts w:eastAsiaTheme="majorEastAsia" w:cstheme="majorBidi"/>
-      <w:i/>
-      <w:iCs/>
-      <w:color w:val="585858" w:themeColor="text1" w:themeTint="A6"/>
-    </w:rPr>
-  </w:style>
-  <w:style w:type="paragraph" w:styleId="9">
-    <w:name w:val="heading 7"/>
+      <w:color w:val="0F4761" w:themeColor="accent1" w:themeShade="BF"/>
+    </w:rPr>
+  </w:style>
+  <w:style w:type="paragraph" w:styleId="8">
+    <w:name w:val="heading 6"/>
     <w:basedOn w:val="1"/>
     <w:next w:val="3"/>
     <w:link w:val="37"/>
@@ -1659,15 +2916,17 @@
       <w:keepNext/>
       <w:keepLines/>
       <w:spacing w:before="40" w:after="0"/>
-      <w:outlineLvl w:val="6"/>
+      <w:outlineLvl w:val="5"/>
     </w:pPr>
     <w:rPr>
       <w:rFonts w:eastAsiaTheme="majorEastAsia" w:cstheme="majorBidi"/>
+      <w:i/>
+      <w:iCs/>
       <w:color w:val="585858" w:themeColor="text1" w:themeTint="A6"/>
     </w:rPr>
   </w:style>
-  <w:style w:type="paragraph" w:styleId="10">
-    <w:name w:val="heading 8"/>
+  <w:style w:type="paragraph" w:styleId="9">
+    <w:name w:val="heading 7"/>
     <w:basedOn w:val="1"/>
     <w:next w:val="3"/>
     <w:link w:val="38"/>
@@ -1678,18 +2937,16 @@
     <w:pPr>
       <w:keepNext/>
       <w:keepLines/>
-      <w:spacing w:after="0"/>
-      <w:outlineLvl w:val="7"/>
+      <w:spacing w:before="40" w:after="0"/>
+      <w:outlineLvl w:val="6"/>
     </w:pPr>
     <w:rPr>
       <w:rFonts w:eastAsiaTheme="majorEastAsia" w:cstheme="majorBidi"/>
-      <w:i/>
-      <w:iCs/>
-      <w:color w:val="262626" w:themeColor="text1" w:themeTint="D8"/>
-    </w:rPr>
-  </w:style>
-  <w:style w:type="paragraph" w:styleId="11">
-    <w:name w:val="heading 9"/>
+      <w:color w:val="585858" w:themeColor="text1" w:themeTint="A6"/>
+    </w:rPr>
+  </w:style>
+  <w:style w:type="paragraph" w:styleId="10">
+    <w:name w:val="heading 8"/>
     <w:basedOn w:val="1"/>
     <w:next w:val="3"/>
     <w:link w:val="39"/>
@@ -1701,6 +2958,28 @@
       <w:keepNext/>
       <w:keepLines/>
       <w:spacing w:after="0"/>
+      <w:outlineLvl w:val="7"/>
+    </w:pPr>
+    <w:rPr>
+      <w:rFonts w:eastAsiaTheme="majorEastAsia" w:cstheme="majorBidi"/>
+      <w:i/>
+      <w:iCs/>
+      <w:color w:val="262626" w:themeColor="text1" w:themeTint="D8"/>
+    </w:rPr>
+  </w:style>
+  <w:style w:type="paragraph" w:styleId="11">
+    <w:name w:val="heading 9"/>
+    <w:basedOn w:val="1"/>
+    <w:next w:val="3"/>
+    <w:link w:val="40"/>
+    <w:semiHidden/>
+    <w:unhideWhenUsed/>
+    <w:qFormat/>
+    <w:uiPriority w:val="9"/>
+    <w:pPr>
+      <w:keepNext/>
+      <w:keepLines/>
+      <w:spacing w:after="0"/>
       <w:outlineLvl w:val="8"/>
     </w:pPr>
     <w:rPr>
@@ -1779,7 +3058,7 @@
     <w:name w:val="Title"/>
     <w:basedOn w:val="1"/>
     <w:next w:val="3"/>
-    <w:link w:val="25"/>
+    <w:link w:val="26"/>
     <w:qFormat/>
     <w:uiPriority w:val="10"/>
     <w:pPr>
@@ -1796,6 +3075,7 @@
   <w:style w:type="character" w:styleId="18">
     <w:name w:val="footnote reference"/>
     <w:basedOn w:val="19"/>
+    <w:qFormat/>
     <w:uiPriority w:val="0"/>
     <w:rPr>
       <w:vertAlign w:val="superscript"/>
@@ -1805,6 +3085,7 @@
     <w:name w:val="Body Text Char"/>
     <w:basedOn w:val="12"/>
     <w:link w:val="3"/>
+    <w:qFormat/>
     <w:uiPriority w:val="0"/>
   </w:style>
   <w:style w:type="paragraph" w:styleId="20">
@@ -1817,16 +3098,32 @@
   <w:style w:type="character" w:styleId="21">
     <w:name w:val="Hyperlink"/>
     <w:basedOn w:val="19"/>
+    <w:qFormat/>
     <w:uiPriority w:val="0"/>
     <w:rPr>
       <w:color w:val="156082" w:themeColor="accent1"/>
     </w:rPr>
   </w:style>
   <w:style w:type="paragraph" w:styleId="22">
+    <w:name w:val="Normal (Web)"/>
+    <w:uiPriority w:val="0"/>
+    <w:pPr>
+      <w:spacing w:before="0" w:beforeAutospacing="1" w:after="0" w:afterAutospacing="1"/>
+      <w:ind w:left="0" w:right="0"/>
+      <w:jc w:val="left"/>
+    </w:pPr>
+    <w:rPr>
+      <w:kern w:val="0"/>
+      <w:sz w:val="24"/>
+      <w:szCs w:val="24"/>
+      <w:lang w:val="en-US" w:eastAsia="zh-CN" w:bidi="ar"/>
+    </w:rPr>
+  </w:style>
+  <w:style w:type="paragraph" w:styleId="23">
     <w:name w:val="Subtitle"/>
     <w:basedOn w:val="17"/>
     <w:next w:val="3"/>
-    <w:link w:val="26"/>
+    <w:link w:val="27"/>
     <w:qFormat/>
     <w:uiPriority w:val="11"/>
     <w:rPr>
@@ -1836,14 +3133,14 @@
       <w:szCs w:val="28"/>
     </w:rPr>
   </w:style>
-  <w:style w:type="paragraph" w:customStyle="1" w:styleId="23">
+  <w:style w:type="paragraph" w:customStyle="1" w:styleId="24">
     <w:name w:val="First Paragraph"/>
     <w:basedOn w:val="3"/>
     <w:next w:val="3"/>
     <w:qFormat/>
     <w:uiPriority w:val="0"/>
   </w:style>
-  <w:style w:type="paragraph" w:customStyle="1" w:styleId="24">
+  <w:style w:type="paragraph" w:customStyle="1" w:styleId="25">
     <w:name w:val="Compact"/>
     <w:basedOn w:val="3"/>
     <w:qFormat/>
@@ -1852,7 +3149,7 @@
       <w:spacing w:before="36" w:after="36"/>
     </w:pPr>
   </w:style>
-  <w:style w:type="character" w:customStyle="1" w:styleId="25">
+  <w:style w:type="character" w:customStyle="1" w:styleId="26">
     <w:name w:val="Title Char"/>
     <w:basedOn w:val="12"/>
     <w:link w:val="17"/>
@@ -1863,10 +3160,10 @@
       <w:szCs w:val="56"/>
     </w:rPr>
   </w:style>
-  <w:style w:type="character" w:customStyle="1" w:styleId="26">
+  <w:style w:type="character" w:customStyle="1" w:styleId="27">
     <w:name w:val="Subtitle Char"/>
     <w:basedOn w:val="12"/>
-    <w:link w:val="22"/>
+    <w:link w:val="23"/>
     <w:uiPriority w:val="11"/>
     <w:rPr>
       <w:rFonts w:eastAsiaTheme="majorEastAsia" w:cstheme="majorBidi"/>
@@ -1876,7 +3173,7 @@
       <w:szCs w:val="28"/>
     </w:rPr>
   </w:style>
-  <w:style w:type="paragraph" w:customStyle="1" w:styleId="27">
+  <w:style w:type="paragraph" w:customStyle="1" w:styleId="28">
     <w:name w:val="Author"/>
     <w:basedOn w:val="17"/>
     <w:next w:val="3"/>
@@ -1891,10 +3188,10 @@
       <w:szCs w:val="24"/>
     </w:rPr>
   </w:style>
-  <w:style w:type="paragraph" w:customStyle="1" w:styleId="28">
+  <w:style w:type="paragraph" w:customStyle="1" w:styleId="29">
     <w:name w:val="Abstract Title"/>
     <w:basedOn w:val="1"/>
-    <w:next w:val="29"/>
+    <w:next w:val="30"/>
     <w:qFormat/>
     <w:uiPriority w:val="0"/>
     <w:pPr>
@@ -1909,7 +3206,7 @@
       <w:szCs w:val="20"/>
     </w:rPr>
   </w:style>
-  <w:style w:type="paragraph" w:customStyle="1" w:styleId="29">
+  <w:style w:type="paragraph" w:customStyle="1" w:styleId="30">
     <w:name w:val="Abstract"/>
     <w:basedOn w:val="1"/>
     <w:next w:val="3"/>
@@ -1925,13 +3222,13 @@
       <w:szCs w:val="20"/>
     </w:rPr>
   </w:style>
-  <w:style w:type="paragraph" w:customStyle="1" w:styleId="30">
+  <w:style w:type="paragraph" w:customStyle="1" w:styleId="31">
     <w:name w:val="Bibliography"/>
     <w:basedOn w:val="1"/>
     <w:qFormat/>
     <w:uiPriority w:val="0"/>
   </w:style>
-  <w:style w:type="character" w:customStyle="1" w:styleId="31">
+  <w:style w:type="character" w:customStyle="1" w:styleId="32">
     <w:name w:val="Heading 1 Char"/>
     <w:basedOn w:val="12"/>
     <w:link w:val="2"/>
@@ -1943,7 +3240,7 @@
       <w:szCs w:val="40"/>
     </w:rPr>
   </w:style>
-  <w:style w:type="character" w:customStyle="1" w:styleId="32">
+  <w:style w:type="character" w:customStyle="1" w:styleId="33">
     <w:name w:val="Heading 2 Char"/>
     <w:basedOn w:val="12"/>
     <w:link w:val="4"/>
@@ -1957,7 +3254,7 @@
       <w:szCs w:val="32"/>
     </w:rPr>
   </w:style>
-  <w:style w:type="character" w:customStyle="1" w:styleId="33">
+  <w:style w:type="character" w:customStyle="1" w:styleId="34">
     <w:name w:val="Heading 3 Char"/>
     <w:basedOn w:val="12"/>
     <w:link w:val="5"/>
@@ -1970,7 +3267,7 @@
       <w:szCs w:val="28"/>
     </w:rPr>
   </w:style>
-  <w:style w:type="character" w:customStyle="1" w:styleId="34">
+  <w:style w:type="character" w:customStyle="1" w:styleId="35">
     <w:name w:val="Heading 4 Char"/>
     <w:basedOn w:val="12"/>
     <w:link w:val="6"/>
@@ -1983,7 +3280,7 @@
       <w:color w:val="0F4761" w:themeColor="accent1" w:themeShade="BF"/>
     </w:rPr>
   </w:style>
-  <w:style w:type="character" w:customStyle="1" w:styleId="35">
+  <w:style w:type="character" w:customStyle="1" w:styleId="36">
     <w:name w:val="Heading 5 Char"/>
     <w:basedOn w:val="12"/>
     <w:link w:val="7"/>
@@ -1994,7 +3291,7 @@
       <w:color w:val="0F4761" w:themeColor="accent1" w:themeShade="BF"/>
     </w:rPr>
   </w:style>
-  <w:style w:type="character" w:customStyle="1" w:styleId="36">
+  <w:style w:type="character" w:customStyle="1" w:styleId="37">
     <w:name w:val="Heading 6 Char"/>
     <w:basedOn w:val="12"/>
     <w:link w:val="8"/>
@@ -2007,7 +3304,7 @@
       <w:color w:val="585858" w:themeColor="text1" w:themeTint="A6"/>
     </w:rPr>
   </w:style>
-  <w:style w:type="character" w:customStyle="1" w:styleId="37">
+  <w:style w:type="character" w:customStyle="1" w:styleId="38">
     <w:name w:val="Heading 7 Char"/>
     <w:basedOn w:val="12"/>
     <w:link w:val="9"/>
@@ -2018,7 +3315,7 @@
       <w:color w:val="585858" w:themeColor="text1" w:themeTint="A6"/>
     </w:rPr>
   </w:style>
-  <w:style w:type="character" w:customStyle="1" w:styleId="38">
+  <w:style w:type="character" w:customStyle="1" w:styleId="39">
     <w:name w:val="Heading 8 Char"/>
     <w:basedOn w:val="12"/>
     <w:link w:val="10"/>
@@ -2031,7 +3328,7 @@
       <w:color w:val="262626" w:themeColor="text1" w:themeTint="D8"/>
     </w:rPr>
   </w:style>
-  <w:style w:type="character" w:customStyle="1" w:styleId="39">
+  <w:style w:type="character" w:customStyle="1" w:styleId="40">
     <w:name w:val="Heading 9 Char"/>
     <w:basedOn w:val="12"/>
     <w:link w:val="11"/>
@@ -2042,7 +3339,7 @@
       <w:color w:val="262626" w:themeColor="text1" w:themeTint="D8"/>
     </w:rPr>
   </w:style>
-  <w:style w:type="paragraph" w:customStyle="1" w:styleId="40">
+  <w:style w:type="paragraph" w:customStyle="1" w:styleId="41">
     <w:name w:val="Footnote Block Text"/>
     <w:basedOn w:val="20"/>
     <w:next w:val="20"/>
@@ -2054,7 +3351,7 @@
       <w:ind w:left="480" w:right="480" w:firstLine="0"/>
     </w:pPr>
   </w:style>
-  <w:style w:type="table" w:customStyle="1" w:styleId="41">
+  <w:style w:type="table" w:customStyle="1" w:styleId="42">
     <w:name w:val="Table"/>
     <w:semiHidden/>
     <w:unhideWhenUsed/>
@@ -2069,7 +3366,6 @@
       </w:tblCellMar>
     </w:tblPr>
     <w:tblStylePr w:type="firstRow">
-      <w:tblPr/>
       <w:tcPr>
         <w:tcBorders>
           <w:bottom w:val="single" w:color="auto" w:sz="0" w:space="0"/>
@@ -2078,10 +3374,10 @@
       </w:tcPr>
     </w:tblStylePr>
   </w:style>
-  <w:style w:type="paragraph" w:customStyle="1" w:styleId="42">
+  <w:style w:type="paragraph" w:customStyle="1" w:styleId="43">
     <w:name w:val="Definition Term"/>
     <w:basedOn w:val="1"/>
-    <w:next w:val="43"/>
+    <w:next w:val="44"/>
     <w:uiPriority w:val="0"/>
     <w:pPr>
       <w:keepNext/>
@@ -2092,12 +3388,12 @@
       <w:b/>
     </w:rPr>
   </w:style>
-  <w:style w:type="paragraph" w:customStyle="1" w:styleId="43">
+  <w:style w:type="paragraph" w:customStyle="1" w:styleId="44">
     <w:name w:val="Definition"/>
     <w:basedOn w:val="1"/>
     <w:uiPriority w:val="0"/>
   </w:style>
-  <w:style w:type="paragraph" w:customStyle="1" w:styleId="44">
+  <w:style w:type="paragraph" w:customStyle="1" w:styleId="45">
     <w:name w:val="Table Caption"/>
     <w:basedOn w:val="15"/>
     <w:uiPriority w:val="0"/>
@@ -2105,28 +3401,28 @@
       <w:keepNext/>
     </w:pPr>
   </w:style>
-  <w:style w:type="paragraph" w:customStyle="1" w:styleId="45">
+  <w:style w:type="paragraph" w:customStyle="1" w:styleId="46">
     <w:name w:val="Image Caption"/>
     <w:basedOn w:val="15"/>
     <w:uiPriority w:val="0"/>
   </w:style>
-  <w:style w:type="paragraph" w:customStyle="1" w:styleId="46">
+  <w:style w:type="paragraph" w:customStyle="1" w:styleId="47">
     <w:name w:val="Figure"/>
     <w:basedOn w:val="1"/>
     <w:uiPriority w:val="0"/>
   </w:style>
-  <w:style w:type="paragraph" w:customStyle="1" w:styleId="47">
+  <w:style w:type="paragraph" w:customStyle="1" w:styleId="48">
     <w:name w:val="Captioned Figure"/>
-    <w:basedOn w:val="46"/>
+    <w:basedOn w:val="47"/>
     <w:uiPriority w:val="0"/>
     <w:pPr>
       <w:keepNext/>
     </w:pPr>
   </w:style>
-  <w:style w:type="character" w:customStyle="1" w:styleId="48">
+  <w:style w:type="character" w:customStyle="1" w:styleId="49">
     <w:name w:val="Verbatim Char"/>
     <w:basedOn w:val="19"/>
-    <w:link w:val="49"/>
+    <w:link w:val="50"/>
     <w:qFormat/>
     <w:uiPriority w:val="0"/>
     <w:rPr>
@@ -2134,21 +3430,21 @@
       <w:sz w:val="22"/>
     </w:rPr>
   </w:style>
-  <w:style w:type="paragraph" w:customStyle="1" w:styleId="49">
+  <w:style w:type="paragraph" w:customStyle="1" w:styleId="50">
     <w:name w:val="Source Code"/>
     <w:basedOn w:val="1"/>
-    <w:link w:val="48"/>
+    <w:link w:val="49"/>
     <w:uiPriority w:val="0"/>
     <w:pPr>
       <w:wordWrap w:val="0"/>
     </w:pPr>
   </w:style>
-  <w:style w:type="character" w:customStyle="1" w:styleId="50">
+  <w:style w:type="character" w:customStyle="1" w:styleId="51">
     <w:name w:val="Section Number"/>
     <w:basedOn w:val="19"/>
     <w:uiPriority w:val="0"/>
   </w:style>
-  <w:style w:type="paragraph" w:customStyle="1" w:styleId="51">
+  <w:style w:type="paragraph" w:customStyle="1" w:styleId="52">
     <w:name w:val="TOC Heading"/>
     <w:basedOn w:val="2"/>
     <w:next w:val="3"/>
@@ -2164,125 +3460,125 @@
       <w:color w:val="0F4761" w:themeColor="accent1" w:themeShade="BF"/>
     </w:rPr>
   </w:style>
-  <w:style w:type="character" w:customStyle="1" w:styleId="52">
+  <w:style w:type="character" w:customStyle="1" w:styleId="53">
     <w:name w:val="KeywordTok"/>
-    <w:basedOn w:val="48"/>
+    <w:basedOn w:val="49"/>
     <w:uiPriority w:val="0"/>
     <w:rPr>
       <w:b/>
       <w:color w:val="007020"/>
     </w:rPr>
   </w:style>
-  <w:style w:type="character" w:customStyle="1" w:styleId="53">
+  <w:style w:type="character" w:customStyle="1" w:styleId="54">
     <w:name w:val="DataTypeTok"/>
-    <w:basedOn w:val="48"/>
+    <w:basedOn w:val="49"/>
     <w:uiPriority w:val="0"/>
     <w:rPr>
       <w:color w:val="902000"/>
     </w:rPr>
   </w:style>
-  <w:style w:type="character" w:customStyle="1" w:styleId="54">
+  <w:style w:type="character" w:customStyle="1" w:styleId="55">
     <w:name w:val="DecValTok"/>
-    <w:basedOn w:val="48"/>
+    <w:basedOn w:val="49"/>
     <w:uiPriority w:val="0"/>
     <w:rPr>
       <w:color w:val="40A070"/>
     </w:rPr>
   </w:style>
-  <w:style w:type="character" w:customStyle="1" w:styleId="55">
+  <w:style w:type="character" w:customStyle="1" w:styleId="56">
     <w:name w:val="BaseNTok"/>
-    <w:basedOn w:val="48"/>
+    <w:basedOn w:val="49"/>
     <w:uiPriority w:val="0"/>
     <w:rPr>
       <w:color w:val="40A070"/>
     </w:rPr>
   </w:style>
-  <w:style w:type="character" w:customStyle="1" w:styleId="56">
+  <w:style w:type="character" w:customStyle="1" w:styleId="57">
     <w:name w:val="FloatTok"/>
-    <w:basedOn w:val="48"/>
+    <w:basedOn w:val="49"/>
     <w:uiPriority w:val="0"/>
     <w:rPr>
       <w:color w:val="40A070"/>
     </w:rPr>
   </w:style>
-  <w:style w:type="character" w:customStyle="1" w:styleId="57">
+  <w:style w:type="character" w:customStyle="1" w:styleId="58">
     <w:name w:val="ConstantTok"/>
-    <w:basedOn w:val="48"/>
+    <w:basedOn w:val="49"/>
     <w:uiPriority w:val="0"/>
     <w:rPr>
       <w:color w:val="880000"/>
     </w:rPr>
   </w:style>
-  <w:style w:type="character" w:customStyle="1" w:styleId="58">
+  <w:style w:type="character" w:customStyle="1" w:styleId="59">
     <w:name w:val="CharTok"/>
-    <w:basedOn w:val="48"/>
+    <w:basedOn w:val="49"/>
     <w:uiPriority w:val="0"/>
     <w:rPr>
       <w:color w:val="4070A0"/>
     </w:rPr>
   </w:style>
-  <w:style w:type="character" w:customStyle="1" w:styleId="59">
+  <w:style w:type="character" w:customStyle="1" w:styleId="60">
     <w:name w:val="SpecialCharTok"/>
-    <w:basedOn w:val="48"/>
+    <w:basedOn w:val="49"/>
     <w:uiPriority w:val="0"/>
     <w:rPr>
       <w:color w:val="4070A0"/>
     </w:rPr>
   </w:style>
-  <w:style w:type="character" w:customStyle="1" w:styleId="60">
+  <w:style w:type="character" w:customStyle="1" w:styleId="61">
     <w:name w:val="StringTok"/>
-    <w:basedOn w:val="48"/>
+    <w:basedOn w:val="49"/>
     <w:uiPriority w:val="0"/>
     <w:rPr>
       <w:color w:val="4070A0"/>
     </w:rPr>
   </w:style>
-  <w:style w:type="character" w:customStyle="1" w:styleId="61">
+  <w:style w:type="character" w:customStyle="1" w:styleId="62">
     <w:name w:val="VerbatimStringTok"/>
-    <w:basedOn w:val="48"/>
+    <w:basedOn w:val="49"/>
     <w:uiPriority w:val="0"/>
     <w:rPr>
       <w:color w:val="4070A0"/>
     </w:rPr>
   </w:style>
-  <w:style w:type="character" w:customStyle="1" w:styleId="62">
+  <w:style w:type="character" w:customStyle="1" w:styleId="63">
     <w:name w:val="SpecialStringTok"/>
-    <w:basedOn w:val="48"/>
+    <w:basedOn w:val="49"/>
     <w:uiPriority w:val="0"/>
     <w:rPr>
       <w:color w:val="BB6688"/>
     </w:rPr>
   </w:style>
-  <w:style w:type="character" w:customStyle="1" w:styleId="63">
+  <w:style w:type="character" w:customStyle="1" w:styleId="64">
     <w:name w:val="ImportTok"/>
-    <w:basedOn w:val="48"/>
+    <w:basedOn w:val="49"/>
     <w:uiPriority w:val="0"/>
     <w:rPr>
       <w:b/>
       <w:color w:val="008000"/>
     </w:rPr>
   </w:style>
-  <w:style w:type="character" w:customStyle="1" w:styleId="64">
+  <w:style w:type="character" w:customStyle="1" w:styleId="65">
     <w:name w:val="CommentTok"/>
-    <w:basedOn w:val="48"/>
+    <w:basedOn w:val="49"/>
     <w:uiPriority w:val="0"/>
     <w:rPr>
       <w:i/>
       <w:color w:val="60A0B0"/>
     </w:rPr>
   </w:style>
-  <w:style w:type="character" w:customStyle="1" w:styleId="65">
+  <w:style w:type="character" w:customStyle="1" w:styleId="66">
     <w:name w:val="DocumentationTok"/>
-    <w:basedOn w:val="48"/>
+    <w:basedOn w:val="49"/>
     <w:uiPriority w:val="0"/>
     <w:rPr>
       <w:i/>
       <w:color w:val="BA2121"/>
     </w:rPr>
   </w:style>
-  <w:style w:type="character" w:customStyle="1" w:styleId="66">
+  <w:style w:type="character" w:customStyle="1" w:styleId="67">
     <w:name w:val="AnnotationTok"/>
-    <w:basedOn w:val="48"/>
+    <w:basedOn w:val="49"/>
     <w:uiPriority w:val="0"/>
     <w:rPr>
       <w:b/>
@@ -2290,9 +3586,9 @@
       <w:color w:val="60A0B0"/>
     </w:rPr>
   </w:style>
-  <w:style w:type="character" w:customStyle="1" w:styleId="67">
+  <w:style w:type="character" w:customStyle="1" w:styleId="68">
     <w:name w:val="CommentVarTok"/>
-    <w:basedOn w:val="48"/>
+    <w:basedOn w:val="49"/>
     <w:uiPriority w:val="0"/>
     <w:rPr>
       <w:b/>
@@ -2300,84 +3596,84 @@
       <w:color w:val="60A0B0"/>
     </w:rPr>
   </w:style>
-  <w:style w:type="character" w:customStyle="1" w:styleId="68">
+  <w:style w:type="character" w:customStyle="1" w:styleId="69">
     <w:name w:val="OtherTok"/>
-    <w:basedOn w:val="48"/>
+    <w:basedOn w:val="49"/>
     <w:uiPriority w:val="0"/>
     <w:rPr>
       <w:color w:val="007020"/>
     </w:rPr>
   </w:style>
-  <w:style w:type="character" w:customStyle="1" w:styleId="69">
+  <w:style w:type="character" w:customStyle="1" w:styleId="70">
     <w:name w:val="FunctionTok"/>
-    <w:basedOn w:val="48"/>
+    <w:basedOn w:val="49"/>
     <w:uiPriority w:val="0"/>
     <w:rPr>
       <w:color w:val="06287E"/>
     </w:rPr>
   </w:style>
-  <w:style w:type="character" w:customStyle="1" w:styleId="70">
+  <w:style w:type="character" w:customStyle="1" w:styleId="71">
     <w:name w:val="VariableTok"/>
-    <w:basedOn w:val="48"/>
+    <w:basedOn w:val="49"/>
     <w:uiPriority w:val="0"/>
     <w:rPr>
       <w:color w:val="19177C"/>
     </w:rPr>
   </w:style>
-  <w:style w:type="character" w:customStyle="1" w:styleId="71">
+  <w:style w:type="character" w:customStyle="1" w:styleId="72">
     <w:name w:val="ControlFlowTok"/>
-    <w:basedOn w:val="48"/>
+    <w:basedOn w:val="49"/>
     <w:uiPriority w:val="0"/>
     <w:rPr>
       <w:b/>
       <w:color w:val="007020"/>
     </w:rPr>
   </w:style>
-  <w:style w:type="character" w:customStyle="1" w:styleId="72">
+  <w:style w:type="character" w:customStyle="1" w:styleId="73">
     <w:name w:val="OperatorTok"/>
-    <w:basedOn w:val="48"/>
+    <w:basedOn w:val="49"/>
     <w:uiPriority w:val="0"/>
     <w:rPr>
       <w:color w:val="666666"/>
     </w:rPr>
   </w:style>
-  <w:style w:type="character" w:customStyle="1" w:styleId="73">
+  <w:style w:type="character" w:customStyle="1" w:styleId="74">
     <w:name w:val="BuiltInTok"/>
-    <w:basedOn w:val="48"/>
+    <w:basedOn w:val="49"/>
     <w:uiPriority w:val="0"/>
     <w:rPr>
       <w:color w:val="008000"/>
     </w:rPr>
   </w:style>
-  <w:style w:type="character" w:customStyle="1" w:styleId="74">
+  <w:style w:type="character" w:customStyle="1" w:styleId="75">
     <w:name w:val="ExtensionTok"/>
-    <w:basedOn w:val="48"/>
-    <w:uiPriority w:val="0"/>
-  </w:style>
-  <w:style w:type="character" w:customStyle="1" w:styleId="75">
+    <w:basedOn w:val="49"/>
+    <w:uiPriority w:val="0"/>
+  </w:style>
+  <w:style w:type="character" w:customStyle="1" w:styleId="76">
     <w:name w:val="PreprocessorTok"/>
-    <w:basedOn w:val="48"/>
+    <w:basedOn w:val="49"/>
     <w:uiPriority w:val="0"/>
     <w:rPr>
       <w:color w:val="BC7A00"/>
     </w:rPr>
   </w:style>
-  <w:style w:type="character" w:customStyle="1" w:styleId="76">
+  <w:style w:type="character" w:customStyle="1" w:styleId="77">
     <w:name w:val="AttributeTok"/>
-    <w:basedOn w:val="48"/>
+    <w:basedOn w:val="49"/>
     <w:uiPriority w:val="0"/>
     <w:rPr>
       <w:color w:val="7D9029"/>
     </w:rPr>
   </w:style>
-  <w:style w:type="character" w:customStyle="1" w:styleId="77">
+  <w:style w:type="character" w:customStyle="1" w:styleId="78">
     <w:name w:val="RegionMarkerTok"/>
-    <w:basedOn w:val="48"/>
-    <w:uiPriority w:val="0"/>
-  </w:style>
-  <w:style w:type="character" w:customStyle="1" w:styleId="78">
+    <w:basedOn w:val="49"/>
+    <w:uiPriority w:val="0"/>
+  </w:style>
+  <w:style w:type="character" w:customStyle="1" w:styleId="79">
     <w:name w:val="InformationTok"/>
-    <w:basedOn w:val="48"/>
+    <w:basedOn w:val="49"/>
     <w:uiPriority w:val="0"/>
     <w:rPr>
       <w:b/>
@@ -2385,9 +3681,9 @@
       <w:color w:val="60A0B0"/>
     </w:rPr>
   </w:style>
-  <w:style w:type="character" w:customStyle="1" w:styleId="79">
+  <w:style w:type="character" w:customStyle="1" w:styleId="80">
     <w:name w:val="WarningTok"/>
-    <w:basedOn w:val="48"/>
+    <w:basedOn w:val="49"/>
     <w:uiPriority w:val="0"/>
     <w:rPr>
       <w:b/>
@@ -2395,27 +3691,27 @@
       <w:color w:val="60A0B0"/>
     </w:rPr>
   </w:style>
-  <w:style w:type="character" w:customStyle="1" w:styleId="80">
+  <w:style w:type="character" w:customStyle="1" w:styleId="81">
     <w:name w:val="AlertTok"/>
-    <w:basedOn w:val="48"/>
+    <w:basedOn w:val="49"/>
     <w:uiPriority w:val="0"/>
     <w:rPr>
       <w:b/>
       <w:color w:val="FF0000"/>
     </w:rPr>
   </w:style>
-  <w:style w:type="character" w:customStyle="1" w:styleId="81">
+  <w:style w:type="character" w:customStyle="1" w:styleId="82">
     <w:name w:val="ErrorTok"/>
-    <w:basedOn w:val="48"/>
+    <w:basedOn w:val="49"/>
     <w:uiPriority w:val="0"/>
     <w:rPr>
       <w:b/>
       <w:color w:val="FF0000"/>
     </w:rPr>
   </w:style>
-  <w:style w:type="character" w:customStyle="1" w:styleId="82">
+  <w:style w:type="character" w:customStyle="1" w:styleId="83">
     <w:name w:val="NormalTok"/>
-    <w:basedOn w:val="48"/>
+    <w:basedOn w:val="49"/>
     <w:uiPriority w:val="0"/>
   </w:style>
 </w:styles>

--- a/notes/Dataset Pipeline Documentation.docx
+++ b/notes/Dataset Pipeline Documentation.docx
@@ -2151,11 +2151,14 @@
     <w:p>
       <w:pPr>
         <w:pStyle w:val="50"/>
-      </w:pPr>
-      <w:r>
         <w:rPr>
           <w:rStyle w:val="49"/>
         </w:rPr>
+      </w:pPr>
+      <w:r>
+        <w:rPr>
+          <w:rStyle w:val="49"/>
+        </w:rPr>
         <w:t>Copy codesrc/validation/</w:t>
       </w:r>
       <w:r>
@@ -2179,17 +2182,10 @@
     </w:p>
     <w:p>
       <w:pPr>
-        <w:pStyle w:val="24"/>
-      </w:pPr>
-    </w:p>
-    <w:p>
-      <w:pPr>
-        <w:pStyle w:val="3"/>
-      </w:pPr>
-    </w:p>
-    <w:p>
-      <w:pPr>
-        <w:pStyle w:val="3"/>
+        <w:pStyle w:val="50"/>
+        <w:rPr>
+          <w:rStyle w:val="49"/>
+        </w:rPr>
       </w:pPr>
     </w:p>
     <w:p>
@@ -2245,11 +2241,38 @@
         <w:shd w:val="clear" w:fill="92D050"/>
         <w:rPr>
           <w:rFonts w:hint="default"/>
+          <w:shd w:val="clear"/>
+          <w:lang w:val="en-US"/>
+        </w:rPr>
+      </w:pPr>
+    </w:p>
+    <w:p>
+      <w:pPr>
+        <w:pStyle w:val="50"/>
+        <w:rPr>
+          <w:rStyle w:val="49"/>
+        </w:rPr>
+      </w:pPr>
+    </w:p>
+    <w:p>
+      <w:pPr>
+        <w:pStyle w:val="50"/>
+        <w:rPr>
+          <w:rStyle w:val="49"/>
+          <w:rFonts w:hint="default"/>
           <w:lang w:val="en-US"/>
         </w:rPr>
       </w:pPr>
       <w:bookmarkStart w:id="0" w:name="_GoBack"/>
       <w:bookmarkEnd w:id="0"/>
+      <w:r>
+        <w:rPr>
+          <w:rStyle w:val="49"/>
+          <w:rFonts w:hint="default"/>
+          <w:lang w:val="en-US"/>
+        </w:rPr>
+        <w:t>adaf</w:t>
+      </w:r>
     </w:p>
     <w:sectPr>
       <w:footnotePr>
@@ -2626,7 +2649,7 @@
     <w:lsdException w:unhideWhenUsed="0" w:uiPriority="0" w:semiHidden="0" w:name="Document Map"/>
     <w:lsdException w:unhideWhenUsed="0" w:uiPriority="0" w:semiHidden="0" w:name="Plain Text"/>
     <w:lsdException w:unhideWhenUsed="0" w:uiPriority="0" w:semiHidden="0" w:name="E-mail Signature"/>
-    <w:lsdException w:unhideWhenUsed="0" w:uiPriority="0" w:semiHidden="0" w:name="Normal (Web)"/>
+    <w:lsdException w:qFormat="1" w:unhideWhenUsed="0" w:uiPriority="0" w:semiHidden="0" w:name="Normal (Web)"/>
     <w:lsdException w:unhideWhenUsed="0" w:uiPriority="0" w:semiHidden="0" w:name="HTML Acronym"/>
     <w:lsdException w:unhideWhenUsed="0" w:uiPriority="0" w:semiHidden="0" w:name="HTML Address"/>
     <w:lsdException w:unhideWhenUsed="0" w:uiPriority="0" w:semiHidden="0" w:name="HTML Cite"/>
@@ -2637,7 +2660,7 @@
     <w:lsdException w:unhideWhenUsed="0" w:uiPriority="0" w:semiHidden="0" w:name="HTML Sample"/>
     <w:lsdException w:unhideWhenUsed="0" w:uiPriority="0" w:semiHidden="0" w:name="HTML Typewriter"/>
     <w:lsdException w:unhideWhenUsed="0" w:uiPriority="0" w:semiHidden="0" w:name="HTML Variable"/>
-    <w:lsdException w:unhideWhenUsed="0" w:uiPriority="0" w:semiHidden="0" w:name="Normal Table"/>
+    <w:lsdException w:qFormat="1" w:unhideWhenUsed="0" w:uiPriority="0" w:semiHidden="0" w:name="Normal Table"/>
     <w:lsdException w:unhideWhenUsed="0" w:uiPriority="0" w:semiHidden="0" w:name="annotation subject"/>
     <w:lsdException w:unhideWhenUsed="0" w:uiPriority="0" w:semiHidden="0" w:name="Table Simple 1"/>
     <w:lsdException w:unhideWhenUsed="0" w:uiPriority="0" w:semiHidden="0" w:name="Table Simple 2"/>
@@ -2995,6 +3018,7 @@
   </w:style>
   <w:style w:type="table" w:default="1" w:styleId="13">
     <w:name w:val="Normal Table"/>
+    <w:qFormat/>
     <w:uiPriority w:val="0"/>
     <w:tblPr>
       <w:tblCellMar>
@@ -3106,6 +3130,7 @@
   </w:style>
   <w:style w:type="paragraph" w:styleId="22">
     <w:name w:val="Normal (Web)"/>
+    <w:qFormat/>
     <w:uiPriority w:val="0"/>
     <w:pPr>
       <w:spacing w:before="0" w:beforeAutospacing="1" w:after="0" w:afterAutospacing="1"/>
@@ -3113,6 +3138,7 @@
       <w:jc w:val="left"/>
     </w:pPr>
     <w:rPr>
+      <w:rFonts w:ascii="Times New Roman" w:hAnsi="Times New Roman" w:eastAsia="SimSun" w:cs="Times New Roman"/>
       <w:kern w:val="0"/>
       <w:sz w:val="24"/>
       <w:szCs w:val="24"/>
@@ -3153,6 +3179,7 @@
     <w:name w:val="Title Char"/>
     <w:basedOn w:val="12"/>
     <w:link w:val="17"/>
+    <w:qFormat/>
     <w:uiPriority w:val="10"/>
     <w:rPr>
       <w:rFonts w:asciiTheme="majorHAnsi" w:hAnsiTheme="majorHAnsi" w:eastAsiaTheme="majorEastAsia" w:cstheme="majorBidi"/>
@@ -3164,6 +3191,7 @@
     <w:name w:val="Subtitle Char"/>
     <w:basedOn w:val="12"/>
     <w:link w:val="23"/>
+    <w:qFormat/>
     <w:uiPriority w:val="11"/>
     <w:rPr>
       <w:rFonts w:eastAsiaTheme="majorEastAsia" w:cstheme="majorBidi"/>
@@ -3232,6 +3260,7 @@
     <w:name w:val="Heading 1 Char"/>
     <w:basedOn w:val="12"/>
     <w:link w:val="2"/>
+    <w:qFormat/>
     <w:uiPriority w:val="9"/>
     <w:rPr>
       <w:rFonts w:asciiTheme="majorHAnsi" w:hAnsiTheme="majorHAnsi" w:eastAsiaTheme="majorEastAsia" w:cstheme="majorBidi"/>
@@ -3259,6 +3288,7 @@
     <w:basedOn w:val="12"/>
     <w:link w:val="5"/>
     <w:semiHidden/>
+    <w:qFormat/>
     <w:uiPriority w:val="9"/>
     <w:rPr>
       <w:rFonts w:eastAsiaTheme="majorEastAsia" w:cstheme="majorBidi"/>
@@ -3272,6 +3302,7 @@
     <w:basedOn w:val="12"/>
     <w:link w:val="6"/>
     <w:semiHidden/>
+    <w:qFormat/>
     <w:uiPriority w:val="9"/>
     <w:rPr>
       <w:rFonts w:eastAsiaTheme="majorEastAsia" w:cstheme="majorBidi"/>
@@ -3285,6 +3316,7 @@
     <w:basedOn w:val="12"/>
     <w:link w:val="7"/>
     <w:semiHidden/>
+    <w:qFormat/>
     <w:uiPriority w:val="9"/>
     <w:rPr>
       <w:rFonts w:eastAsiaTheme="majorEastAsia" w:cstheme="majorBidi"/>
@@ -3296,6 +3328,7 @@
     <w:basedOn w:val="12"/>
     <w:link w:val="8"/>
     <w:semiHidden/>
+    <w:qFormat/>
     <w:uiPriority w:val="9"/>
     <w:rPr>
       <w:rFonts w:eastAsiaTheme="majorEastAsia" w:cstheme="majorBidi"/>
@@ -3309,6 +3342,7 @@
     <w:basedOn w:val="12"/>
     <w:link w:val="9"/>
     <w:semiHidden/>
+    <w:qFormat/>
     <w:uiPriority w:val="9"/>
     <w:rPr>
       <w:rFonts w:eastAsiaTheme="majorEastAsia" w:cstheme="majorBidi"/>
@@ -3320,6 +3354,7 @@
     <w:basedOn w:val="12"/>
     <w:link w:val="10"/>
     <w:semiHidden/>
+    <w:qFormat/>
     <w:uiPriority w:val="9"/>
     <w:rPr>
       <w:rFonts w:eastAsiaTheme="majorEastAsia" w:cstheme="majorBidi"/>
@@ -3333,6 +3368,7 @@
     <w:basedOn w:val="12"/>
     <w:link w:val="11"/>
     <w:semiHidden/>
+    <w:qFormat/>
     <w:uiPriority w:val="9"/>
     <w:rPr>
       <w:rFonts w:eastAsiaTheme="majorEastAsia" w:cstheme="majorBidi"/>
@@ -3378,6 +3414,7 @@
     <w:name w:val="Definition Term"/>
     <w:basedOn w:val="1"/>
     <w:next w:val="44"/>
+    <w:qFormat/>
     <w:uiPriority w:val="0"/>
     <w:pPr>
       <w:keepNext/>
@@ -3391,11 +3428,13 @@
   <w:style w:type="paragraph" w:customStyle="1" w:styleId="44">
     <w:name w:val="Definition"/>
     <w:basedOn w:val="1"/>
+    <w:qFormat/>
     <w:uiPriority w:val="0"/>
   </w:style>
   <w:style w:type="paragraph" w:customStyle="1" w:styleId="45">
     <w:name w:val="Table Caption"/>
     <w:basedOn w:val="15"/>
+    <w:qFormat/>
     <w:uiPriority w:val="0"/>
     <w:pPr>
       <w:keepNext/>
@@ -3404,16 +3443,19 @@
   <w:style w:type="paragraph" w:customStyle="1" w:styleId="46">
     <w:name w:val="Image Caption"/>
     <w:basedOn w:val="15"/>
+    <w:qFormat/>
     <w:uiPriority w:val="0"/>
   </w:style>
   <w:style w:type="paragraph" w:customStyle="1" w:styleId="47">
     <w:name w:val="Figure"/>
     <w:basedOn w:val="1"/>
+    <w:qFormat/>
     <w:uiPriority w:val="0"/>
   </w:style>
   <w:style w:type="paragraph" w:customStyle="1" w:styleId="48">
     <w:name w:val="Captioned Figure"/>
     <w:basedOn w:val="47"/>
+    <w:qFormat/>
     <w:uiPriority w:val="0"/>
     <w:pPr>
       <w:keepNext/>
@@ -3434,6 +3476,7 @@
     <w:name w:val="Source Code"/>
     <w:basedOn w:val="1"/>
     <w:link w:val="49"/>
+    <w:qFormat/>
     <w:uiPriority w:val="0"/>
     <w:pPr>
       <w:wordWrap w:val="0"/>
@@ -3442,6 +3485,7 @@
   <w:style w:type="character" w:customStyle="1" w:styleId="51">
     <w:name w:val="Section Number"/>
     <w:basedOn w:val="19"/>
+    <w:qFormat/>
     <w:uiPriority w:val="0"/>
   </w:style>
   <w:style w:type="paragraph" w:customStyle="1" w:styleId="52">
@@ -3463,6 +3507,7 @@
   <w:style w:type="character" w:customStyle="1" w:styleId="53">
     <w:name w:val="KeywordTok"/>
     <w:basedOn w:val="49"/>
+    <w:qFormat/>
     <w:uiPriority w:val="0"/>
     <w:rPr>
       <w:b/>
@@ -3472,6 +3517,7 @@
   <w:style w:type="character" w:customStyle="1" w:styleId="54">
     <w:name w:val="DataTypeTok"/>
     <w:basedOn w:val="49"/>
+    <w:qFormat/>
     <w:uiPriority w:val="0"/>
     <w:rPr>
       <w:color w:val="902000"/>
@@ -3480,6 +3526,7 @@
   <w:style w:type="character" w:customStyle="1" w:styleId="55">
     <w:name w:val="DecValTok"/>
     <w:basedOn w:val="49"/>
+    <w:qFormat/>
     <w:uiPriority w:val="0"/>
     <w:rPr>
       <w:color w:val="40A070"/>
@@ -3488,6 +3535,7 @@
   <w:style w:type="character" w:customStyle="1" w:styleId="56">
     <w:name w:val="BaseNTok"/>
     <w:basedOn w:val="49"/>
+    <w:qFormat/>
     <w:uiPriority w:val="0"/>
     <w:rPr>
       <w:color w:val="40A070"/>
@@ -3496,6 +3544,7 @@
   <w:style w:type="character" w:customStyle="1" w:styleId="57">
     <w:name w:val="FloatTok"/>
     <w:basedOn w:val="49"/>
+    <w:qFormat/>
     <w:uiPriority w:val="0"/>
     <w:rPr>
       <w:color w:val="40A070"/>
@@ -3512,6 +3561,7 @@
   <w:style w:type="character" w:customStyle="1" w:styleId="59">
     <w:name w:val="CharTok"/>
     <w:basedOn w:val="49"/>
+    <w:qFormat/>
     <w:uiPriority w:val="0"/>
     <w:rPr>
       <w:color w:val="4070A0"/>
@@ -3520,6 +3570,7 @@
   <w:style w:type="character" w:customStyle="1" w:styleId="60">
     <w:name w:val="SpecialCharTok"/>
     <w:basedOn w:val="49"/>
+    <w:qFormat/>
     <w:uiPriority w:val="0"/>
     <w:rPr>
       <w:color w:val="4070A0"/>
@@ -3528,6 +3579,7 @@
   <w:style w:type="character" w:customStyle="1" w:styleId="61">
     <w:name w:val="StringTok"/>
     <w:basedOn w:val="49"/>
+    <w:qFormat/>
     <w:uiPriority w:val="0"/>
     <w:rPr>
       <w:color w:val="4070A0"/>
@@ -3536,6 +3588,7 @@
   <w:style w:type="character" w:customStyle="1" w:styleId="62">
     <w:name w:val="VerbatimStringTok"/>
     <w:basedOn w:val="49"/>
+    <w:qFormat/>
     <w:uiPriority w:val="0"/>
     <w:rPr>
       <w:color w:val="4070A0"/>
@@ -3544,6 +3597,7 @@
   <w:style w:type="character" w:customStyle="1" w:styleId="63">
     <w:name w:val="SpecialStringTok"/>
     <w:basedOn w:val="49"/>
+    <w:qFormat/>
     <w:uiPriority w:val="0"/>
     <w:rPr>
       <w:color w:val="BB6688"/>
@@ -3552,6 +3606,7 @@
   <w:style w:type="character" w:customStyle="1" w:styleId="64">
     <w:name w:val="ImportTok"/>
     <w:basedOn w:val="49"/>
+    <w:qFormat/>
     <w:uiPriority w:val="0"/>
     <w:rPr>
       <w:b/>
@@ -3561,6 +3616,7 @@
   <w:style w:type="character" w:customStyle="1" w:styleId="65">
     <w:name w:val="CommentTok"/>
     <w:basedOn w:val="49"/>
+    <w:qFormat/>
     <w:uiPriority w:val="0"/>
     <w:rPr>
       <w:i/>
@@ -3579,6 +3635,7 @@
   <w:style w:type="character" w:customStyle="1" w:styleId="67">
     <w:name w:val="AnnotationTok"/>
     <w:basedOn w:val="49"/>
+    <w:qFormat/>
     <w:uiPriority w:val="0"/>
     <w:rPr>
       <w:b/>
@@ -3589,6 +3646,7 @@
   <w:style w:type="character" w:customStyle="1" w:styleId="68">
     <w:name w:val="CommentVarTok"/>
     <w:basedOn w:val="49"/>
+    <w:qFormat/>
     <w:uiPriority w:val="0"/>
     <w:rPr>
       <w:b/>
@@ -3599,6 +3657,7 @@
   <w:style w:type="character" w:customStyle="1" w:styleId="69">
     <w:name w:val="OtherTok"/>
     <w:basedOn w:val="49"/>
+    <w:qFormat/>
     <w:uiPriority w:val="0"/>
     <w:rPr>
       <w:color w:val="007020"/>
@@ -3607,6 +3666,7 @@
   <w:style w:type="character" w:customStyle="1" w:styleId="70">
     <w:name w:val="FunctionTok"/>
     <w:basedOn w:val="49"/>
+    <w:qFormat/>
     <w:uiPriority w:val="0"/>
     <w:rPr>
       <w:color w:val="06287E"/>
@@ -3615,6 +3675,7 @@
   <w:style w:type="character" w:customStyle="1" w:styleId="71">
     <w:name w:val="VariableTok"/>
     <w:basedOn w:val="49"/>
+    <w:qFormat/>
     <w:uiPriority w:val="0"/>
     <w:rPr>
       <w:color w:val="19177C"/>
@@ -3623,6 +3684,7 @@
   <w:style w:type="character" w:customStyle="1" w:styleId="72">
     <w:name w:val="ControlFlowTok"/>
     <w:basedOn w:val="49"/>
+    <w:qFormat/>
     <w:uiPriority w:val="0"/>
     <w:rPr>
       <w:b/>
@@ -3632,6 +3694,7 @@
   <w:style w:type="character" w:customStyle="1" w:styleId="73">
     <w:name w:val="OperatorTok"/>
     <w:basedOn w:val="49"/>
+    <w:qFormat/>
     <w:uiPriority w:val="0"/>
     <w:rPr>
       <w:color w:val="666666"/>
@@ -3640,6 +3703,7 @@
   <w:style w:type="character" w:customStyle="1" w:styleId="74">
     <w:name w:val="BuiltInTok"/>
     <w:basedOn w:val="49"/>
+    <w:qFormat/>
     <w:uiPriority w:val="0"/>
     <w:rPr>
       <w:color w:val="008000"/>
@@ -3648,11 +3712,13 @@
   <w:style w:type="character" w:customStyle="1" w:styleId="75">
     <w:name w:val="ExtensionTok"/>
     <w:basedOn w:val="49"/>
+    <w:qFormat/>
     <w:uiPriority w:val="0"/>
   </w:style>
   <w:style w:type="character" w:customStyle="1" w:styleId="76">
     <w:name w:val="PreprocessorTok"/>
     <w:basedOn w:val="49"/>
+    <w:qFormat/>
     <w:uiPriority w:val="0"/>
     <w:rPr>
       <w:color w:val="BC7A00"/>
@@ -3661,6 +3727,7 @@
   <w:style w:type="character" w:customStyle="1" w:styleId="77">
     <w:name w:val="AttributeTok"/>
     <w:basedOn w:val="49"/>
+    <w:qFormat/>
     <w:uiPriority w:val="0"/>
     <w:rPr>
       <w:color w:val="7D9029"/>
@@ -3674,6 +3741,7 @@
   <w:style w:type="character" w:customStyle="1" w:styleId="79">
     <w:name w:val="InformationTok"/>
     <w:basedOn w:val="49"/>
+    <w:qFormat/>
     <w:uiPriority w:val="0"/>
     <w:rPr>
       <w:b/>
@@ -3684,6 +3752,7 @@
   <w:style w:type="character" w:customStyle="1" w:styleId="80">
     <w:name w:val="WarningTok"/>
     <w:basedOn w:val="49"/>
+    <w:qFormat/>
     <w:uiPriority w:val="0"/>
     <w:rPr>
       <w:b/>
@@ -3694,6 +3763,7 @@
   <w:style w:type="character" w:customStyle="1" w:styleId="81">
     <w:name w:val="AlertTok"/>
     <w:basedOn w:val="49"/>
+    <w:qFormat/>
     <w:uiPriority w:val="0"/>
     <w:rPr>
       <w:b/>
@@ -3703,6 +3773,7 @@
   <w:style w:type="character" w:customStyle="1" w:styleId="82">
     <w:name w:val="ErrorTok"/>
     <w:basedOn w:val="49"/>
+    <w:qFormat/>
     <w:uiPriority w:val="0"/>
     <w:rPr>
       <w:b/>
@@ -3712,6 +3783,7 @@
   <w:style w:type="character" w:customStyle="1" w:styleId="83">
     <w:name w:val="NormalTok"/>
     <w:basedOn w:val="49"/>
+    <w:qFormat/>
     <w:uiPriority w:val="0"/>
   </w:style>
 </w:styles>

--- a/notes/Dataset Pipeline Documentation.docx
+++ b/notes/Dataset Pipeline Documentation.docx
@@ -132,9 +132,9 @@
         </w:tblCellMar>
       </w:tblPr>
       <w:tblGrid>
-        <w:gridCol w:w="1103"/>
-        <w:gridCol w:w="1525"/>
-        <w:gridCol w:w="1999"/>
+        <w:gridCol w:w="1176"/>
+        <w:gridCol w:w="1421"/>
+        <w:gridCol w:w="1733"/>
       </w:tblGrid>
       <w:tr>
         <w:tblPrEx>
@@ -623,8 +623,8 @@
         </w:tblCellMar>
       </w:tblPr>
       <w:tblGrid>
-        <w:gridCol w:w="2010"/>
-        <w:gridCol w:w="1895"/>
+        <w:gridCol w:w="1733"/>
+        <w:gridCol w:w="1803"/>
       </w:tblGrid>
       <w:tr>
         <w:tblPrEx>
@@ -2263,16 +2263,59 @@
           <w:lang w:val="en-US"/>
         </w:rPr>
       </w:pPr>
-      <w:bookmarkStart w:id="0" w:name="_GoBack"/>
-      <w:bookmarkEnd w:id="0"/>
       <w:r>
         <w:rPr>
           <w:rStyle w:val="49"/>
           <w:rFonts w:hint="default"/>
           <w:lang w:val="en-US"/>
         </w:rPr>
-        <w:t>adaf</w:t>
-      </w:r>
+        <w:br w:type="page"/>
+      </w:r>
+      <w:r>
+        <w:drawing>
+          <wp:inline distT="0" distB="0" distL="114300" distR="114300">
+            <wp:extent cx="5485130" cy="2486025"/>
+            <wp:effectExtent l="0" t="0" r="1270" b="9525"/>
+            <wp:docPr id="1" name="Picture 18"/>
+            <wp:cNvGraphicFramePr>
+              <a:graphicFrameLocks xmlns:a="http://schemas.openxmlformats.org/drawingml/2006/main" noChangeAspect="1"/>
+            </wp:cNvGraphicFramePr>
+            <a:graphic xmlns:a="http://schemas.openxmlformats.org/drawingml/2006/main">
+              <a:graphicData uri="http://schemas.openxmlformats.org/drawingml/2006/picture">
+                <pic:pic xmlns:pic="http://schemas.openxmlformats.org/drawingml/2006/picture">
+                  <pic:nvPicPr>
+                    <pic:cNvPr id="1" name="Picture 18"/>
+                    <pic:cNvPicPr>
+                      <a:picLocks noChangeAspect="1"/>
+                    </pic:cNvPicPr>
+                  </pic:nvPicPr>
+                  <pic:blipFill>
+                    <a:blip r:embed="rId5"/>
+                    <a:stretch>
+                      <a:fillRect/>
+                    </a:stretch>
+                  </pic:blipFill>
+                  <pic:spPr>
+                    <a:xfrm>
+                      <a:off x="0" y="0"/>
+                      <a:ext cx="5485130" cy="2486025"/>
+                    </a:xfrm>
+                    <a:prstGeom prst="rect">
+                      <a:avLst/>
+                    </a:prstGeom>
+                    <a:noFill/>
+                    <a:ln>
+                      <a:noFill/>
+                    </a:ln>
+                  </pic:spPr>
+                </pic:pic>
+              </a:graphicData>
+            </a:graphic>
+          </wp:inline>
+        </w:drawing>
+      </w:r>
+      <w:bookmarkStart w:id="0" w:name="_GoBack"/>
+      <w:bookmarkEnd w:id="0"/>
     </w:p>
     <w:sectPr>
       <w:footnotePr>
@@ -2591,7 +2634,7 @@
     <w:lsdException w:unhideWhenUsed="0" w:uiPriority="0" w:semiHidden="0" w:name="header"/>
     <w:lsdException w:unhideWhenUsed="0" w:uiPriority="0" w:semiHidden="0" w:name="footer"/>
     <w:lsdException w:unhideWhenUsed="0" w:uiPriority="0" w:semiHidden="0" w:name="index heading"/>
-    <w:lsdException w:unhideWhenUsed="0" w:uiPriority="0" w:semiHidden="0" w:name="caption"/>
+    <w:lsdException w:qFormat="1" w:unhideWhenUsed="0" w:uiPriority="0" w:semiHidden="0" w:name="caption"/>
     <w:lsdException w:unhideWhenUsed="0" w:uiPriority="0" w:semiHidden="0" w:name="table of figures"/>
     <w:lsdException w:unhideWhenUsed="0" w:uiPriority="0" w:semiHidden="0" w:name="envelope address"/>
     <w:lsdException w:unhideWhenUsed="0" w:uiPriority="0" w:semiHidden="0" w:name="envelope return"/>
@@ -2622,7 +2665,7 @@
     <w:lsdException w:qFormat="1" w:unhideWhenUsed="0" w:uiPriority="10" w:semiHidden="0" w:name="Title"/>
     <w:lsdException w:unhideWhenUsed="0" w:uiPriority="0" w:semiHidden="0" w:name="Closing"/>
     <w:lsdException w:unhideWhenUsed="0" w:uiPriority="0" w:semiHidden="0" w:name="Signature"/>
-    <w:lsdException w:uiPriority="0" w:name="Default Paragraph Font"/>
+    <w:lsdException w:qFormat="1" w:uiPriority="0" w:name="Default Paragraph Font"/>
     <w:lsdException w:qFormat="1" w:unhideWhenUsed="0" w:uiPriority="0" w:semiHidden="0" w:name="Body Text"/>
     <w:lsdException w:unhideWhenUsed="0" w:uiPriority="0" w:semiHidden="0" w:name="Body Text Indent"/>
     <w:lsdException w:unhideWhenUsed="0" w:uiPriority="0" w:semiHidden="0" w:name="List Continue"/>
@@ -3014,6 +3057,7 @@
     <w:name w:val="Default Paragraph Font"/>
     <w:semiHidden/>
     <w:unhideWhenUsed/>
+    <w:qFormat/>
     <w:uiPriority w:val="0"/>
   </w:style>
   <w:style w:type="table" w:default="1" w:styleId="13">
@@ -3055,6 +3099,7 @@
     <w:name w:val="caption"/>
     <w:basedOn w:val="1"/>
     <w:next w:val="1"/>
+    <w:qFormat/>
     <w:uiPriority w:val="0"/>
     <w:pPr>
       <w:spacing w:before="0" w:after="120"/>
@@ -3553,6 +3598,7 @@
   <w:style w:type="character" w:customStyle="1" w:styleId="58">
     <w:name w:val="ConstantTok"/>
     <w:basedOn w:val="49"/>
+    <w:qFormat/>
     <w:uiPriority w:val="0"/>
     <w:rPr>
       <w:color w:val="880000"/>
@@ -3626,6 +3672,7 @@
   <w:style w:type="character" w:customStyle="1" w:styleId="66">
     <w:name w:val="DocumentationTok"/>
     <w:basedOn w:val="49"/>
+    <w:qFormat/>
     <w:uiPriority w:val="0"/>
     <w:rPr>
       <w:i/>
